--- a/ap-revision/C12 期末复习清单.docx
+++ b/ap-revision/C12 期末复习清单.docx
@@ -8,7 +8,7 @@
       </w:pPr>
       <w:r>
         <w:rPr>
-          <w:rFonts w:ascii="Arial" w:hAnsi="Arial" w:eastAsia="Arial"/>
+          <w:rFonts w:ascii="Arial" w:hAnsi="Arial"/>
           <w:b/>
           <w:sz w:val="28"/>
         </w:rPr>
@@ -26,7 +26,7 @@
       </w:pPr>
       <w:r>
         <w:rPr>
-          <w:rFonts w:ascii="霞鹜文楷 Medium" w:hAnsi="霞鹜文楷 Medium" w:eastAsia="霞鹜文楷 Medium"/>
+          <w:rFonts w:ascii="霞鹜文楷 Medium" w:hAnsi="霞鹜文楷 Medium"/>
           <w:b/>
           <w:sz w:val="22"/>
         </w:rPr>
@@ -39,7 +39,7 @@
       </w:pPr>
       <w:r>
         <w:rPr>
-          <w:rFonts w:ascii="霞鹜文楷 Medium" w:hAnsi="霞鹜文楷 Medium" w:eastAsia="霞鹜文楷 Medium"/>
+          <w:rFonts w:ascii="霞鹜文楷 Medium" w:hAnsi="霞鹜文楷 Medium"/>
           <w:b/>
           <w:sz w:val="22"/>
         </w:rPr>
@@ -52,7 +52,7 @@
       </w:pPr>
       <w:r>
         <w:rPr>
-          <w:rFonts w:ascii="霞鹜文楷 Medium" w:hAnsi="霞鹜文楷 Medium" w:eastAsia="霞鹜文楷 Medium"/>
+          <w:rFonts w:ascii="霞鹜文楷 Medium" w:hAnsi="霞鹜文楷 Medium"/>
           <w:b/>
           <w:sz w:val="22"/>
         </w:rPr>
@@ -65,7 +65,7 @@
       </w:pPr>
       <w:r>
         <w:rPr>
-          <w:rFonts w:ascii="霞鹜文楷 Medium" w:hAnsi="霞鹜文楷 Medium" w:eastAsia="霞鹜文楷 Medium"/>
+          <w:rFonts w:ascii="霞鹜文楷 Medium" w:hAnsi="霞鹜文楷 Medium"/>
           <w:b/>
           <w:sz w:val="22"/>
         </w:rPr>
@@ -78,7 +78,7 @@
       </w:pPr>
       <w:r>
         <w:rPr>
-          <w:rFonts w:ascii="霞鹜文楷 Medium" w:hAnsi="霞鹜文楷 Medium" w:eastAsia="霞鹜文楷 Medium"/>
+          <w:rFonts w:ascii="霞鹜文楷 Medium" w:hAnsi="霞鹜文楷 Medium"/>
           <w:b/>
           <w:sz w:val="22"/>
         </w:rPr>
@@ -91,7 +91,7 @@
       </w:pPr>
       <w:r>
         <w:rPr>
-          <w:rFonts w:ascii="霞鹜文楷 Medium" w:hAnsi="霞鹜文楷 Medium" w:eastAsia="霞鹜文楷 Medium"/>
+          <w:rFonts w:ascii="霞鹜文楷 Medium" w:hAnsi="霞鹜文楷 Medium"/>
           <w:b/>
           <w:sz w:val="22"/>
         </w:rPr>
@@ -104,7 +104,7 @@
       </w:pPr>
       <w:r>
         <w:rPr>
-          <w:rFonts w:ascii="霞鹜文楷 Medium" w:hAnsi="霞鹜文楷 Medium" w:eastAsia="霞鹜文楷 Medium"/>
+          <w:rFonts w:ascii="霞鹜文楷 Medium" w:hAnsi="霞鹜文楷 Medium"/>
           <w:b/>
           <w:sz w:val="22"/>
         </w:rPr>
@@ -117,7 +117,7 @@
       </w:pPr>
       <w:r>
         <w:rPr>
-          <w:rFonts w:ascii="霞鹜文楷 Medium" w:hAnsi="霞鹜文楷 Medium" w:eastAsia="霞鹜文楷 Medium"/>
+          <w:rFonts w:ascii="霞鹜文楷 Medium" w:hAnsi="霞鹜文楷 Medium"/>
           <w:b/>
           <w:sz w:val="22"/>
         </w:rPr>
@@ -130,7 +130,7 @@
       </w:pPr>
       <w:r>
         <w:rPr>
-          <w:rFonts w:ascii="霞鹜文楷 Medium" w:hAnsi="霞鹜文楷 Medium" w:eastAsia="霞鹜文楷 Medium"/>
+          <w:rFonts w:ascii="霞鹜文楷 Medium" w:hAnsi="霞鹜文楷 Medium"/>
           <w:b/>
           <w:sz w:val="22"/>
         </w:rPr>
@@ -138,18 +138,68 @@
       </w:r>
     </w:p>
     <w:p>
+      <w:r>
+        <w:drawing>
+          <wp:inline xmlns:a="http://schemas.openxmlformats.org/drawingml/2006/main" xmlns:pic="http://schemas.openxmlformats.org/drawingml/2006/picture">
+            <wp:extent cx="3780000" cy="2408917"/>
+            <wp:docPr id="2" name="Picture 2"/>
+            <wp:cNvGraphicFramePr>
+              <a:graphicFrameLocks noChangeAspect="1"/>
+            </wp:cNvGraphicFramePr>
+            <a:graphic>
+              <a:graphicData uri="http://schemas.openxmlformats.org/drawingml/2006/picture">
+                <pic:pic>
+                  <pic:nvPicPr>
+                    <pic:cNvPr id="0" name="f_c12_02.png"/>
+                    <pic:cNvPicPr/>
+                  </pic:nvPicPr>
+                  <pic:blipFill>
+                    <a:blip r:embed="rId10"/>
+                    <a:stretch>
+                      <a:fillRect/>
+                    </a:stretch>
+                  </pic:blipFill>
+                  <pic:spPr>
+                    <a:xfrm>
+                      <a:off x="0" y="0"/>
+                      <a:ext cx="3780000" cy="2408917"/>
+                    </a:xfrm>
+                    <a:prstGeom prst="rect"/>
+                  </pic:spPr>
+                </pic:pic>
+              </a:graphicData>
+            </a:graphic>
+          </wp:inline>
+        </w:drawing>
+      </w:r>
+    </w:p>
+    <w:p>
+      <w:pPr>
+        <w:spacing w:before="20" w:after="120"/>
+      </w:pPr>
+      <w:r>
+        <w:rPr>
+          <w:rFonts w:ascii="霞鹜文楷 Medium" w:hAnsi="霞鹜文楷 Medium"/>
+          <w:b/>
+          <w:sz w:val="18"/>
+        </w:rPr>
+        <w:t>图 C₁2-2：电池电动势计算示意（E°cell = E°cathode − E°anode）</w:t>
+      </w:r>
+    </w:p>
+    <w:p>
       <w:pPr>
         <w:spacing w:after="60" w:before="60" w:line="240" w:lineRule="auto"/>
       </w:pPr>
       <w:r>
         <w:rPr>
-          <w:rFonts w:ascii="霞鹜文楷 Medium" w:hAnsi="霞鹜文楷 Medium" w:eastAsia="霞鹜文楷 Medium"/>
+          <w:rFonts w:ascii="霞鹜文楷 Medium" w:hAnsi="霞鹜文楷 Medium"/>
           <w:b/>
           <w:sz w:val="22"/>
         </w:rPr>
         <w:t>ΔG° = −nFE°; lnK = nFE°/RT</w:t>
       </w:r>
     </w:p>
+    <w:p/>
     <w:p>
       <w:pPr>
         <w:spacing w:after="40" w:before="80" w:line="240" w:lineRule="auto"/>
@@ -159,7 +209,7 @@
       </w:pPr>
       <w:r>
         <w:rPr>
-          <w:rFonts w:ascii="Arial" w:hAnsi="Arial" w:eastAsia="Arial"/>
+          <w:rFonts w:ascii="Arial" w:hAnsi="Arial"/>
           <w:b w:val="0"/>
           <w:sz w:val="22"/>
         </w:rPr>
@@ -170,7 +220,7 @@
       </w:r>
       <w:r>
         <w:rPr>
-          <w:rFonts w:ascii="Arial" w:hAnsi="Arial" w:eastAsia="Arial"/>
+          <w:rFonts w:ascii="Arial" w:hAnsi="Arial"/>
           <w:b w:val="0"/>
           <w:sz w:val="22"/>
         </w:rPr>
@@ -178,12 +228,61 @@
       </w:r>
     </w:p>
     <w:p>
+      <w:r>
+        <w:drawing>
+          <wp:inline xmlns:a="http://schemas.openxmlformats.org/drawingml/2006/main" xmlns:pic="http://schemas.openxmlformats.org/drawingml/2006/picture">
+            <wp:extent cx="3780000" cy="3047796"/>
+            <wp:docPr id="1" name="Picture 1"/>
+            <wp:cNvGraphicFramePr>
+              <a:graphicFrameLocks noChangeAspect="1"/>
+            </wp:cNvGraphicFramePr>
+            <a:graphic>
+              <a:graphicData uri="http://schemas.openxmlformats.org/drawingml/2006/picture">
+                <pic:pic>
+                  <pic:nvPicPr>
+                    <pic:cNvPr id="0" name="f_c12_01.png"/>
+                    <pic:cNvPicPr/>
+                  </pic:nvPicPr>
+                  <pic:blipFill>
+                    <a:blip r:embed="rId9"/>
+                    <a:stretch>
+                      <a:fillRect/>
+                    </a:stretch>
+                  </pic:blipFill>
+                  <pic:spPr>
+                    <a:xfrm>
+                      <a:off x="0" y="0"/>
+                      <a:ext cx="3780000" cy="3047796"/>
+                    </a:xfrm>
+                    <a:prstGeom prst="rect"/>
+                  </pic:spPr>
+                </pic:pic>
+              </a:graphicData>
+            </a:graphic>
+          </wp:inline>
+        </w:drawing>
+      </w:r>
+    </w:p>
+    <w:p>
+      <w:pPr>
+        <w:spacing w:before="20" w:after="120"/>
+      </w:pPr>
+      <w:r>
+        <w:rPr>
+          <w:rFonts w:ascii="霞鹜文楷 Medium" w:hAnsi="霞鹜文楷 Medium"/>
+          <w:b/>
+          <w:sz w:val="18"/>
+        </w:rPr>
+        <w:t>图 C₁2-1：Zn-Cu 原电池装置示意图（对应考点 B MCQ1）</w:t>
+      </w:r>
+    </w:p>
+    <w:p>
       <w:pPr>
         <w:spacing w:after="20" w:before="0" w:line="240" w:lineRule="auto"/>
       </w:pPr>
       <w:r>
         <w:rPr>
-          <w:rFonts w:ascii="Arial" w:hAnsi="Arial" w:eastAsia="Arial"/>
+          <w:rFonts w:ascii="Arial" w:hAnsi="Arial"/>
           <w:b w:val="0"/>
           <w:sz w:val="22"/>
         </w:rPr>
@@ -196,7 +295,7 @@
       </w:pPr>
       <w:r>
         <w:rPr>
-          <w:rFonts w:ascii="Arial" w:hAnsi="Arial" w:eastAsia="Arial"/>
+          <w:rFonts w:ascii="Arial" w:hAnsi="Arial"/>
           <w:b w:val="0"/>
           <w:sz w:val="22"/>
         </w:rPr>
@@ -209,7 +308,7 @@
       </w:pPr>
       <w:r>
         <w:rPr>
-          <w:rFonts w:ascii="Arial" w:hAnsi="Arial" w:eastAsia="Arial"/>
+          <w:rFonts w:ascii="Arial" w:hAnsi="Arial"/>
           <w:b w:val="0"/>
           <w:sz w:val="22"/>
         </w:rPr>
@@ -222,7 +321,7 @@
       </w:pPr>
       <w:r>
         <w:rPr>
-          <w:rFonts w:ascii="Arial" w:hAnsi="Arial" w:eastAsia="Arial"/>
+          <w:rFonts w:ascii="Arial" w:hAnsi="Arial"/>
           <w:b w:val="0"/>
           <w:sz w:val="22"/>
         </w:rPr>
@@ -243,7 +342,7 @@
       </w:pPr>
       <w:r>
         <w:rPr>
-          <w:rFonts w:ascii="Arial" w:hAnsi="Arial" w:eastAsia="Arial"/>
+          <w:rFonts w:ascii="Arial" w:hAnsi="Arial"/>
           <w:b w:val="0"/>
           <w:sz w:val="22"/>
         </w:rPr>
@@ -254,7 +353,7 @@
       </w:r>
       <w:r>
         <w:rPr>
-          <w:rFonts w:ascii="Arial" w:hAnsi="Arial" w:eastAsia="Arial"/>
+          <w:rFonts w:ascii="Arial" w:hAnsi="Arial"/>
           <w:b w:val="0"/>
           <w:sz w:val="22"/>
         </w:rPr>
@@ -267,7 +366,7 @@
       </w:pPr>
       <w:r>
         <w:rPr>
-          <w:rFonts w:ascii="Arial" w:hAnsi="Arial" w:eastAsia="Arial"/>
+          <w:rFonts w:ascii="Arial" w:hAnsi="Arial"/>
           <w:b w:val="0"/>
           <w:sz w:val="22"/>
         </w:rPr>
@@ -280,7 +379,7 @@
       </w:pPr>
       <w:r>
         <w:rPr>
-          <w:rFonts w:ascii="Arial" w:hAnsi="Arial" w:eastAsia="Arial"/>
+          <w:rFonts w:ascii="Arial" w:hAnsi="Arial"/>
           <w:b w:val="0"/>
           <w:sz w:val="22"/>
         </w:rPr>
@@ -293,7 +392,7 @@
       </w:pPr>
       <w:r>
         <w:rPr>
-          <w:rFonts w:ascii="Arial" w:hAnsi="Arial" w:eastAsia="Arial"/>
+          <w:rFonts w:ascii="Arial" w:hAnsi="Arial"/>
           <w:b w:val="0"/>
           <w:sz w:val="22"/>
         </w:rPr>
@@ -306,7 +405,7 @@
       </w:pPr>
       <w:r>
         <w:rPr>
-          <w:rFonts w:ascii="Arial" w:hAnsi="Arial" w:eastAsia="Arial"/>
+          <w:rFonts w:ascii="Arial" w:hAnsi="Arial"/>
           <w:b w:val="0"/>
           <w:sz w:val="22"/>
         </w:rPr>
@@ -327,7 +426,7 @@
       </w:pPr>
       <w:r>
         <w:rPr>
-          <w:rFonts w:ascii="Arial" w:hAnsi="Arial" w:eastAsia="Arial"/>
+          <w:rFonts w:ascii="Arial" w:hAnsi="Arial"/>
           <w:b w:val="0"/>
           <w:sz w:val="22"/>
         </w:rPr>
@@ -338,7 +437,7 @@
       </w:r>
       <w:r>
         <w:rPr>
-          <w:rFonts w:ascii="Arial" w:hAnsi="Arial" w:eastAsia="Arial"/>
+          <w:rFonts w:ascii="Arial" w:hAnsi="Arial"/>
           <w:b w:val="0"/>
           <w:sz w:val="22"/>
         </w:rPr>
@@ -351,7 +450,7 @@
       </w:pPr>
       <w:r>
         <w:rPr>
-          <w:rFonts w:ascii="Arial" w:hAnsi="Arial" w:eastAsia="Arial"/>
+          <w:rFonts w:ascii="Arial" w:hAnsi="Arial"/>
           <w:b w:val="0"/>
           <w:sz w:val="22"/>
         </w:rPr>
@@ -364,7 +463,7 @@
       </w:pPr>
       <w:r>
         <w:rPr>
-          <w:rFonts w:ascii="Arial" w:hAnsi="Arial" w:eastAsia="Arial"/>
+          <w:rFonts w:ascii="Arial" w:hAnsi="Arial"/>
           <w:b w:val="0"/>
           <w:sz w:val="22"/>
         </w:rPr>
@@ -377,7 +476,7 @@
       </w:pPr>
       <w:r>
         <w:rPr>
-          <w:rFonts w:ascii="Arial" w:hAnsi="Arial" w:eastAsia="Arial"/>
+          <w:rFonts w:ascii="Arial" w:hAnsi="Arial"/>
           <w:b w:val="0"/>
           <w:sz w:val="22"/>
         </w:rPr>
@@ -390,7 +489,7 @@
       </w:pPr>
       <w:r>
         <w:rPr>
-          <w:rFonts w:ascii="Arial" w:hAnsi="Arial" w:eastAsia="Arial"/>
+          <w:rFonts w:ascii="Arial" w:hAnsi="Arial"/>
           <w:b w:val="0"/>
           <w:sz w:val="22"/>
         </w:rPr>
@@ -411,7 +510,7 @@
       </w:pPr>
       <w:r>
         <w:rPr>
-          <w:rFonts w:ascii="Arial" w:hAnsi="Arial" w:eastAsia="Arial"/>
+          <w:rFonts w:ascii="Arial" w:hAnsi="Arial"/>
           <w:b w:val="0"/>
           <w:sz w:val="22"/>
         </w:rPr>
@@ -422,7 +521,7 @@
       </w:r>
       <w:r>
         <w:rPr>
-          <w:rFonts w:ascii="Arial" w:hAnsi="Arial" w:eastAsia="Arial"/>
+          <w:rFonts w:ascii="Arial" w:hAnsi="Arial"/>
           <w:b w:val="0"/>
           <w:sz w:val="22"/>
         </w:rPr>
@@ -430,12 +529,61 @@
       </w:r>
     </w:p>
     <w:p>
+      <w:r>
+        <w:drawing>
+          <wp:inline xmlns:a="http://schemas.openxmlformats.org/drawingml/2006/main" xmlns:pic="http://schemas.openxmlformats.org/drawingml/2006/picture">
+            <wp:extent cx="3780000" cy="2865945"/>
+            <wp:docPr id="3" name="Picture 3"/>
+            <wp:cNvGraphicFramePr>
+              <a:graphicFrameLocks noChangeAspect="1"/>
+            </wp:cNvGraphicFramePr>
+            <a:graphic>
+              <a:graphicData uri="http://schemas.openxmlformats.org/drawingml/2006/picture">
+                <pic:pic>
+                  <pic:nvPicPr>
+                    <pic:cNvPr id="0" name="f_c12_03.png"/>
+                    <pic:cNvPicPr/>
+                  </pic:nvPicPr>
+                  <pic:blipFill>
+                    <a:blip r:embed="rId11"/>
+                    <a:stretch>
+                      <a:fillRect/>
+                    </a:stretch>
+                  </pic:blipFill>
+                  <pic:spPr>
+                    <a:xfrm>
+                      <a:off x="0" y="0"/>
+                      <a:ext cx="3780000" cy="2865945"/>
+                    </a:xfrm>
+                    <a:prstGeom prst="rect"/>
+                  </pic:spPr>
+                </pic:pic>
+              </a:graphicData>
+            </a:graphic>
+          </wp:inline>
+        </w:drawing>
+      </w:r>
+    </w:p>
+    <w:p>
+      <w:pPr>
+        <w:spacing w:before="20" w:after="120"/>
+      </w:pPr>
+      <w:r>
+        <w:rPr>
+          <w:rFonts w:ascii="霞鹜文楷 Medium" w:hAnsi="霞鹜文楷 Medium"/>
+          <w:b/>
+          <w:sz w:val="18"/>
+        </w:rPr>
+        <w:t>图 C₁2-3：原电池与电解池对比（对应考点 B/C MCQ4）</w:t>
+      </w:r>
+    </w:p>
+    <w:p>
       <w:pPr>
         <w:spacing w:after="20" w:before="0" w:line="240" w:lineRule="auto"/>
       </w:pPr>
       <w:r>
         <w:rPr>
-          <w:rFonts w:ascii="Arial" w:hAnsi="Arial" w:eastAsia="Arial"/>
+          <w:rFonts w:ascii="Arial" w:hAnsi="Arial"/>
           <w:b w:val="0"/>
           <w:sz w:val="22"/>
         </w:rPr>
@@ -448,7 +596,7 @@
       </w:pPr>
       <w:r>
         <w:rPr>
-          <w:rFonts w:ascii="Arial" w:hAnsi="Arial" w:eastAsia="Arial"/>
+          <w:rFonts w:ascii="Arial" w:hAnsi="Arial"/>
           <w:b w:val="0"/>
           <w:sz w:val="22"/>
         </w:rPr>
@@ -461,7 +609,7 @@
       </w:pPr>
       <w:r>
         <w:rPr>
-          <w:rFonts w:ascii="Arial" w:hAnsi="Arial" w:eastAsia="Arial"/>
+          <w:rFonts w:ascii="Arial" w:hAnsi="Arial"/>
           <w:b w:val="0"/>
           <w:sz w:val="22"/>
         </w:rPr>
@@ -474,7 +622,7 @@
       </w:pPr>
       <w:r>
         <w:rPr>
-          <w:rFonts w:ascii="Arial" w:hAnsi="Arial" w:eastAsia="Arial"/>
+          <w:rFonts w:ascii="Arial" w:hAnsi="Arial"/>
           <w:b w:val="0"/>
           <w:sz w:val="22"/>
         </w:rPr>
@@ -495,80 +643,20 @@
       </w:pPr>
       <w:r>
         <w:rPr>
-          <w:rFonts w:ascii="Arial" w:hAnsi="Arial" w:eastAsia="Arial"/>
+          <w:rFonts w:ascii="Arial" w:hAnsi="Arial"/>
           <w:b w:val="0"/>
           <w:sz w:val="22"/>
         </w:rPr>
-        <w:t>5. Given: Ni²⁺ (aq) + 2e⁻ → Ni (s), E° = −0.25 V; Au³⁺ (aq) + 3e⁻ → Au (s), E° = +1.50 V. Based on the information in the table above, which of the following shows the cell potential and the Gibbs free energy change for the overall reaction that occurs in a standard galvanic cell?</w:t>
-      </w:r>
-      <w:r>
-        <w:tab/>
-      </w:r>
-      <w:r>
-        <w:rPr>
-          <w:rFonts w:ascii="Arial" w:hAnsi="Arial" w:eastAsia="Arial"/>
+        <w:t>5.</w:t>
+      </w:r>
+      <w:r>
+        <w:rPr>
+          <w:rFonts w:ascii="Arial" w:hAnsi="Arial"/>
           <w:b w:val="0"/>
           <w:sz w:val="22"/>
         </w:rPr>
-        <w:t>（   ）</w:t>
-      </w:r>
-    </w:p>
-    <w:p>
-      <w:pPr>
-        <w:spacing w:after="20" w:before="0" w:line="240" w:lineRule="auto"/>
-      </w:pPr>
-      <w:r>
-        <w:rPr>
-          <w:rFonts w:ascii="Arial" w:hAnsi="Arial" w:eastAsia="Arial"/>
-          <w:b w:val="0"/>
-          <w:sz w:val="22"/>
-        </w:rPr>
-        <w:t>A. E°cell = +1.75 V; ΔG° = −169 kJ mol⁻¹</w:t>
-      </w:r>
-    </w:p>
-    <w:p>
-      <w:pPr>
-        <w:spacing w:after="20" w:before="0" w:line="240" w:lineRule="auto"/>
-      </w:pPr>
-      <w:r>
-        <w:rPr>
-          <w:rFonts w:ascii="Arial" w:hAnsi="Arial" w:eastAsia="Arial"/>
-          <w:b w:val="0"/>
-          <w:sz w:val="22"/>
-        </w:rPr>
-        <w:t>B. E°cell = +1.75 V; ΔG° = −1013 kJ mol⁻¹</w:t>
-      </w:r>
-    </w:p>
-    <w:p>
-      <w:pPr>
-        <w:spacing w:after="20" w:before="0" w:line="240" w:lineRule="auto"/>
-      </w:pPr>
-      <w:r>
-        <w:rPr>
-          <w:rFonts w:ascii="Arial" w:hAnsi="Arial" w:eastAsia="Arial"/>
-          <w:b w:val="0"/>
-          <w:sz w:val="22"/>
-        </w:rPr>
-        <w:t>C. E°cell = +2.25 V; ΔG° = −217 kJ mol⁻¹</w:t>
-      </w:r>
-    </w:p>
-    <w:p>
-      <w:pPr>
-        <w:spacing w:after="20" w:before="0" w:line="240" w:lineRule="auto"/>
-      </w:pPr>
-      <w:r>
-        <w:rPr>
-          <w:rFonts w:ascii="Arial" w:hAnsi="Arial" w:eastAsia="Arial"/>
-          <w:b w:val="0"/>
-          <w:sz w:val="22"/>
-        </w:rPr>
-        <w:t>D. E°cell = +2.25 V; ΔG° = +1302 kJ mol⁻¹</w:t>
-      </w:r>
-    </w:p>
-    <w:p>
-      <w:pPr>
-        <w:spacing w:after="0" w:before="0" w:line="240" w:lineRule="auto"/>
-      </w:pPr>
+        <w:t xml:space="preserve"> Given:</w:t>
+      </w:r>
     </w:p>
     <w:p>
       <w:pPr>
@@ -579,80 +667,12 @@
       </w:pPr>
       <w:r>
         <w:rPr>
-          <w:rFonts w:ascii="Arial" w:hAnsi="Arial" w:eastAsia="Arial"/>
+          <w:rFonts w:ascii="Arial" w:hAnsi="Arial"/>
           <w:b w:val="0"/>
           <w:sz w:val="22"/>
         </w:rPr>
-        <w:t>6. A galvanic cell has a standard cell potential of +0.76 V at 25°C. Assuming 2 electrons are transferred, what is the equilibrium constant for the cell reaction?</w:t>
-      </w:r>
-      <w:r>
-        <w:tab/>
-      </w:r>
-      <w:r>
-        <w:rPr>
-          <w:rFonts w:ascii="Arial" w:hAnsi="Arial" w:eastAsia="Arial"/>
-          <w:b w:val="0"/>
-          <w:sz w:val="22"/>
-        </w:rPr>
-        <w:t>（   ）</w:t>
-      </w:r>
-    </w:p>
-    <w:p>
-      <w:pPr>
-        <w:spacing w:after="20" w:before="0" w:line="240" w:lineRule="auto"/>
-      </w:pPr>
-      <w:r>
-        <w:rPr>
-          <w:rFonts w:ascii="Arial" w:hAnsi="Arial" w:eastAsia="Arial"/>
-          <w:b w:val="0"/>
-          <w:sz w:val="22"/>
-        </w:rPr>
-        <w:t>A. 7.1 × 10¹²</w:t>
-      </w:r>
-    </w:p>
-    <w:p>
-      <w:pPr>
-        <w:spacing w:after="20" w:before="0" w:line="240" w:lineRule="auto"/>
-      </w:pPr>
-      <w:r>
-        <w:rPr>
-          <w:rFonts w:ascii="Arial" w:hAnsi="Arial" w:eastAsia="Arial"/>
-          <w:b w:val="0"/>
-          <w:sz w:val="22"/>
-        </w:rPr>
-        <w:t>B. 5.1 × 10²⁵</w:t>
-      </w:r>
-    </w:p>
-    <w:p>
-      <w:pPr>
-        <w:spacing w:after="20" w:before="0" w:line="240" w:lineRule="auto"/>
-      </w:pPr>
-      <w:r>
-        <w:rPr>
-          <w:rFonts w:ascii="Arial" w:hAnsi="Arial" w:eastAsia="Arial"/>
-          <w:b w:val="0"/>
-          <w:sz w:val="22"/>
-        </w:rPr>
-        <w:t>C. 2.6 × 10⁵¹</w:t>
-      </w:r>
-    </w:p>
-    <w:p>
-      <w:pPr>
-        <w:spacing w:after="20" w:before="0" w:line="240" w:lineRule="auto"/>
-      </w:pPr>
-      <w:r>
-        <w:rPr>
-          <w:rFonts w:ascii="Arial" w:hAnsi="Arial" w:eastAsia="Arial"/>
-          <w:b w:val="0"/>
-          <w:sz w:val="22"/>
-        </w:rPr>
-        <w:t>D. 1.6 × 10⁵⁹</w:t>
-      </w:r>
-    </w:p>
-    <w:p>
-      <w:pPr>
-        <w:spacing w:after="0" w:before="0" w:line="240" w:lineRule="auto"/>
-      </w:pPr>
+        <w:t>Ni²⁺ (aq) + 2e⁻ → Ni (s), E° = −0.25 V;</w:t>
+      </w:r>
     </w:p>
     <w:p>
       <w:pPr>
@@ -663,80 +683,12 @@
       </w:pPr>
       <w:r>
         <w:rPr>
-          <w:rFonts w:ascii="Arial" w:hAnsi="Arial" w:eastAsia="Arial"/>
+          <w:rFonts w:ascii="Arial" w:hAnsi="Arial"/>
           <w:b w:val="0"/>
           <w:sz w:val="22"/>
         </w:rPr>
-        <w:t>7. A student sets up a galvanic cell that has a Pt (s) electrode and a Cu (s) electrode. The half-reactions that occur at each electrode are: Pt (s): Cr²⁺ (aq) → Cr³⁺ (aq) + e⁻; Cu (s): Cu²⁺ (aq) + 2e⁻ → Cu (s). Which of the following correctly describes what happens to the mass of each electrode as the cell operates?</w:t>
-      </w:r>
-      <w:r>
-        <w:tab/>
-      </w:r>
-      <w:r>
-        <w:rPr>
-          <w:rFonts w:ascii="Arial" w:hAnsi="Arial" w:eastAsia="Arial"/>
-          <w:b w:val="0"/>
-          <w:sz w:val="22"/>
-        </w:rPr>
-        <w:t>（   ）</w:t>
-      </w:r>
-    </w:p>
-    <w:p>
-      <w:pPr>
-        <w:spacing w:after="20" w:before="0" w:line="240" w:lineRule="auto"/>
-      </w:pPr>
-      <w:r>
-        <w:rPr>
-          <w:rFonts w:ascii="Arial" w:hAnsi="Arial" w:eastAsia="Arial"/>
-          <w:b w:val="0"/>
-          <w:sz w:val="22"/>
-        </w:rPr>
-        <w:t>A. The mass of the Cu (s) electrode increases, and the mass of the Pt (s) electrode remains the same.</w:t>
-      </w:r>
-    </w:p>
-    <w:p>
-      <w:pPr>
-        <w:spacing w:after="20" w:before="0" w:line="240" w:lineRule="auto"/>
-      </w:pPr>
-      <w:r>
-        <w:rPr>
-          <w:rFonts w:ascii="Arial" w:hAnsi="Arial" w:eastAsia="Arial"/>
-          <w:b w:val="0"/>
-          <w:sz w:val="22"/>
-        </w:rPr>
-        <w:t>B. The mass of the Pt (s) electrode increases, and the mass of the Cu (s) electrode remains the same.</w:t>
-      </w:r>
-    </w:p>
-    <w:p>
-      <w:pPr>
-        <w:spacing w:after="20" w:before="0" w:line="240" w:lineRule="auto"/>
-      </w:pPr>
-      <w:r>
-        <w:rPr>
-          <w:rFonts w:ascii="Arial" w:hAnsi="Arial" w:eastAsia="Arial"/>
-          <w:b w:val="0"/>
-          <w:sz w:val="22"/>
-        </w:rPr>
-        <w:t>C. The mass of the Cu (s) and Pt (s) electrodes both increase.</w:t>
-      </w:r>
-    </w:p>
-    <w:p>
-      <w:pPr>
-        <w:spacing w:after="20" w:before="0" w:line="240" w:lineRule="auto"/>
-      </w:pPr>
-      <w:r>
-        <w:rPr>
-          <w:rFonts w:ascii="Arial" w:hAnsi="Arial" w:eastAsia="Arial"/>
-          <w:b w:val="0"/>
-          <w:sz w:val="22"/>
-        </w:rPr>
-        <w:t>D. The mass of the Cu (s) and Pt (s) electrodes both remain the same.</w:t>
-      </w:r>
-    </w:p>
-    <w:p>
-      <w:pPr>
-        <w:spacing w:after="0" w:before="0" w:line="240" w:lineRule="auto"/>
-      </w:pPr>
+        <w:t>Au³⁺ (aq) + 3e⁻ → Au (s), E° = +1.50 V.</w:t>
+      </w:r>
     </w:p>
     <w:p>
       <w:pPr>
@@ -747,22 +699,33 @@
       </w:pPr>
       <w:r>
         <w:rPr>
-          <w:rFonts w:ascii="Arial" w:hAnsi="Arial" w:eastAsia="Arial"/>
+          <w:rFonts w:ascii="Arial" w:hAnsi="Arial"/>
           <w:b w:val="0"/>
           <w:sz w:val="22"/>
         </w:rPr>
-        <w:t>8. Given: Ni²⁺ (aq) + 2e⁻ → Ni (s), E° = −0.25 V; Fe²⁺ (aq) + 2e⁻ → Fe (s), E° = −0.44 V. Which of the following gives the value of E°cell for the cell?</w:t>
-      </w:r>
-      <w:r>
-        <w:tab/>
-      </w:r>
-      <w:r>
-        <w:rPr>
-          <w:rFonts w:ascii="Arial" w:hAnsi="Arial" w:eastAsia="Arial"/>
+        <w:t>Based on the information in the table above, which of the following shows the cell potential and the Gibbs free energy change for the overall reaction that occurs in a standard galvanic cell?	（   ）</w:t>
+      </w:r>
+    </w:p>
+    <w:p>
+      <w:pPr>
+        <w:spacing w:after="20" w:before="0" w:line="240" w:lineRule="auto"/>
+      </w:pPr>
+      <w:r>
+        <w:rPr>
+          <w:rFonts w:ascii="Arial" w:hAnsi="Arial"/>
           <w:b w:val="0"/>
           <w:sz w:val="22"/>
         </w:rPr>
-        <w:t>（   ）</w:t>
+        <w:t>A. E°cell = +1.75 V; ΔG° = −169 kJ mol</w:t>
+      </w:r>
+      <w:r>
+        <w:rPr>
+          <w:rFonts w:ascii="Arial" w:hAnsi="Arial"/>
+          <w:b w:val="0"/>
+          <w:sz w:val="22"/>
+          <w:vertAlign w:val="superscript"/>
+        </w:rPr>
+        <w:t>-1</w:t>
       </w:r>
     </w:p>
     <w:p>
@@ -771,11 +734,20 @@
       </w:pPr>
       <w:r>
         <w:rPr>
-          <w:rFonts w:ascii="Arial" w:hAnsi="Arial" w:eastAsia="Arial"/>
+          <w:rFonts w:ascii="Arial" w:hAnsi="Arial"/>
           <w:b w:val="0"/>
           <w:sz w:val="22"/>
         </w:rPr>
-        <w:t>A. E°cell = −0.69 V</w:t>
+        <w:t>B. E°cell = +1.75 V; ΔG° = −1013 kJ mol</w:t>
+      </w:r>
+      <w:r>
+        <w:rPr>
+          <w:rFonts w:ascii="Arial" w:hAnsi="Arial"/>
+          <w:b w:val="0"/>
+          <w:sz w:val="22"/>
+          <w:vertAlign w:val="superscript"/>
+        </w:rPr>
+        <w:t>-1</w:t>
       </w:r>
     </w:p>
     <w:p>
@@ -784,11 +756,20 @@
       </w:pPr>
       <w:r>
         <w:rPr>
-          <w:rFonts w:ascii="Arial" w:hAnsi="Arial" w:eastAsia="Arial"/>
+          <w:rFonts w:ascii="Arial" w:hAnsi="Arial"/>
           <w:b w:val="0"/>
           <w:sz w:val="22"/>
         </w:rPr>
-        <w:t>B. E°cell = −0.19 V</w:t>
+        <w:t>C. E°cell = +2.25 V; ΔG° = −217 kJ mol</w:t>
+      </w:r>
+      <w:r>
+        <w:rPr>
+          <w:rFonts w:ascii="Arial" w:hAnsi="Arial"/>
+          <w:b w:val="0"/>
+          <w:sz w:val="22"/>
+          <w:vertAlign w:val="superscript"/>
+        </w:rPr>
+        <w:t>-1</w:t>
       </w:r>
     </w:p>
     <w:p>
@@ -797,24 +778,20 @@
       </w:pPr>
       <w:r>
         <w:rPr>
-          <w:rFonts w:ascii="Arial" w:hAnsi="Arial" w:eastAsia="Arial"/>
+          <w:rFonts w:ascii="Arial" w:hAnsi="Arial"/>
           <w:b w:val="0"/>
           <w:sz w:val="22"/>
         </w:rPr>
-        <w:t>C. E°cell = +0.19 V</w:t>
-      </w:r>
-    </w:p>
-    <w:p>
-      <w:pPr>
-        <w:spacing w:after="20" w:before="0" w:line="240" w:lineRule="auto"/>
-      </w:pPr>
-      <w:r>
-        <w:rPr>
-          <w:rFonts w:ascii="Arial" w:hAnsi="Arial" w:eastAsia="Arial"/>
+        <w:t>D. E°cell = +2.25 V; ΔG° = +1302 kJ mol</w:t>
+      </w:r>
+      <w:r>
+        <w:rPr>
+          <w:rFonts w:ascii="Arial" w:hAnsi="Arial"/>
           <w:b w:val="0"/>
           <w:sz w:val="22"/>
-        </w:rPr>
-        <w:t>D. E°cell = +0.69 V</w:t>
+          <w:vertAlign w:val="superscript"/>
+        </w:rPr>
+        <w:t>-1</w:t>
       </w:r>
     </w:p>
     <w:p>
@@ -831,80 +808,12 @@
       </w:pPr>
       <w:r>
         <w:rPr>
-          <w:rFonts w:ascii="Arial" w:hAnsi="Arial" w:eastAsia="Arial"/>
+          <w:rFonts w:ascii="Arial" w:hAnsi="Arial"/>
           <w:b w:val="0"/>
           <w:sz w:val="22"/>
         </w:rPr>
-        <w:t>9. For the reaction 2Ag⁺ + Cd → Ag + Cd²⁺ the standard cell potential is +0.82 V. What is the equilibrium constant for this reaction at 45°C?</w:t>
-      </w:r>
-      <w:r>
-        <w:tab/>
-      </w:r>
-      <w:r>
-        <w:rPr>
-          <w:rFonts w:ascii="Arial" w:hAnsi="Arial" w:eastAsia="Arial"/>
-          <w:b w:val="0"/>
-          <w:sz w:val="22"/>
-        </w:rPr>
-        <w:t>（   ）</w:t>
-      </w:r>
-    </w:p>
-    <w:p>
-      <w:pPr>
-        <w:spacing w:after="20" w:before="0" w:line="240" w:lineRule="auto"/>
-      </w:pPr>
-      <w:r>
-        <w:rPr>
-          <w:rFonts w:ascii="Arial" w:hAnsi="Arial" w:eastAsia="Arial"/>
-          <w:b w:val="0"/>
-          <w:sz w:val="22"/>
-        </w:rPr>
-        <w:t>A. 1.0 × 10⁻²⁶</w:t>
-      </w:r>
-    </w:p>
-    <w:p>
-      <w:pPr>
-        <w:spacing w:after="20" w:before="0" w:line="240" w:lineRule="auto"/>
-      </w:pPr>
-      <w:r>
-        <w:rPr>
-          <w:rFonts w:ascii="Arial" w:hAnsi="Arial" w:eastAsia="Arial"/>
-          <w:b w:val="0"/>
-          <w:sz w:val="22"/>
-        </w:rPr>
-        <w:t>B. 1.6 × 10⁵</w:t>
-      </w:r>
-    </w:p>
-    <w:p>
-      <w:pPr>
-        <w:spacing w:after="20" w:before="0" w:line="240" w:lineRule="auto"/>
-      </w:pPr>
-      <w:r>
-        <w:rPr>
-          <w:rFonts w:ascii="Arial" w:hAnsi="Arial" w:eastAsia="Arial"/>
-          <w:b w:val="0"/>
-          <w:sz w:val="22"/>
-        </w:rPr>
-        <w:t>C. 6.3 × 10⁶</w:t>
-      </w:r>
-    </w:p>
-    <w:p>
-      <w:pPr>
-        <w:spacing w:after="20" w:before="0" w:line="240" w:lineRule="auto"/>
-      </w:pPr>
-      <w:r>
-        <w:rPr>
-          <w:rFonts w:ascii="Arial" w:hAnsi="Arial" w:eastAsia="Arial"/>
-          <w:b w:val="0"/>
-          <w:sz w:val="22"/>
-        </w:rPr>
-        <w:t>D. 9.8 × 10²⁵</w:t>
-      </w:r>
-    </w:p>
-    <w:p>
-      <w:pPr>
-        <w:spacing w:after="0" w:before="0" w:line="240" w:lineRule="auto"/>
-      </w:pPr>
+        <w:t>6. A galvanic cell has a standard cell potential of +0.76 V at 25°C.</w:t>
+      </w:r>
     </w:p>
     <w:p>
       <w:pPr>
@@ -915,22 +824,24 @@
       </w:pPr>
       <w:r>
         <w:rPr>
-          <w:rFonts w:ascii="Arial" w:hAnsi="Arial" w:eastAsia="Arial"/>
+          <w:rFonts w:ascii="Arial" w:hAnsi="Arial"/>
           <w:b w:val="0"/>
           <w:sz w:val="22"/>
         </w:rPr>
-        <w:t>10. Given: Hg²⁺ (aq) + 2e⁻ → Hg (s), E° = +0.79 V; Cu²⁺ (aq) + 2e⁻ → Cu (s), E° = +0.34 V; Sn²⁺ (aq) + 2e⁻ → Sn (s), E° = −0.14 V; Mn²⁺ (aq) + 2e⁻ → Mn (s), E° = −1.18 V. A standard galvanic cell is made using Sn-Sn(NO₃)₂ and Cu-Cu(NO₃)₂ half-cells. Which of the following modifications to the cell will cause the greatest increase in E°cell? Assume all solutions are 1 M.</w:t>
-      </w:r>
-      <w:r>
-        <w:tab/>
-      </w:r>
-      <w:r>
-        <w:rPr>
-          <w:rFonts w:ascii="Arial" w:hAnsi="Arial" w:eastAsia="Arial"/>
+        <w:t>Assuming 2 electrons are transferred, what is the equilibrium constant for the cell reaction?	（   ）</w:t>
+      </w:r>
+    </w:p>
+    <w:p>
+      <w:pPr>
+        <w:spacing w:after="20" w:before="0" w:line="240" w:lineRule="auto"/>
+      </w:pPr>
+      <w:r>
+        <w:rPr>
+          <w:rFonts w:ascii="Arial" w:hAnsi="Arial"/>
           <w:b w:val="0"/>
           <w:sz w:val="22"/>
         </w:rPr>
-        <w:t>（   ）</w:t>
+        <w:t>A. Option A</w:t>
       </w:r>
     </w:p>
     <w:p>
@@ -939,11 +850,11 @@
       </w:pPr>
       <w:r>
         <w:rPr>
-          <w:rFonts w:ascii="Arial" w:hAnsi="Arial" w:eastAsia="Arial"/>
+          <w:rFonts w:ascii="Arial" w:hAnsi="Arial"/>
           <w:b w:val="0"/>
           <w:sz w:val="22"/>
         </w:rPr>
-        <w:t>A. Replacing the Cu-Cu(NO₃)₂ half-cell with a Hg-Hg(NO₃)₂ half-cell.</w:t>
+        <w:t>B. Option B</w:t>
       </w:r>
     </w:p>
     <w:p>
@@ -952,11 +863,11 @@
       </w:pPr>
       <w:r>
         <w:rPr>
-          <w:rFonts w:ascii="Arial" w:hAnsi="Arial" w:eastAsia="Arial"/>
+          <w:rFonts w:ascii="Arial" w:hAnsi="Arial"/>
           <w:b w:val="0"/>
           <w:sz w:val="22"/>
         </w:rPr>
-        <w:t>B. Replacing the Cu-Cu(NO₃)₂ half-cell with a Mn-Mn(NO₃)₂ half-cell.</w:t>
+        <w:t>C. Option C</w:t>
       </w:r>
     </w:p>
     <w:p>
@@ -965,24 +876,11 @@
       </w:pPr>
       <w:r>
         <w:rPr>
-          <w:rFonts w:ascii="Arial" w:hAnsi="Arial" w:eastAsia="Arial"/>
+          <w:rFonts w:ascii="Arial" w:hAnsi="Arial"/>
           <w:b w:val="0"/>
           <w:sz w:val="22"/>
         </w:rPr>
-        <w:t>C. Replacing the Sn-Sn(NO₃)₂ half-cell with a Hg-Hg(NO₃)₂ half-cell.</w:t>
-      </w:r>
-    </w:p>
-    <w:p>
-      <w:pPr>
-        <w:spacing w:after="20" w:before="0" w:line="240" w:lineRule="auto"/>
-      </w:pPr>
-      <w:r>
-        <w:rPr>
-          <w:rFonts w:ascii="Arial" w:hAnsi="Arial" w:eastAsia="Arial"/>
-          <w:b w:val="0"/>
-          <w:sz w:val="22"/>
-        </w:rPr>
-        <w:t>D. Replacing the Sn-Sn(NO₃)₂ half-cell with a Mn-Mn(NO₃)₂ half-cell.</w:t>
+        <w:t>D. Option D</w:t>
       </w:r>
     </w:p>
     <w:p>
@@ -999,22 +897,107 @@
       </w:pPr>
       <w:r>
         <w:rPr>
-          <w:rFonts w:ascii="Arial" w:hAnsi="Arial" w:eastAsia="Arial"/>
+          <w:rFonts w:ascii="Arial" w:hAnsi="Arial"/>
           <w:b w:val="0"/>
           <w:sz w:val="22"/>
         </w:rPr>
-        <w:t>11. Zn (s) + Cu²⁺ (aq) → Zn²⁺ (aq) + Cu (s). What is the standard Gibbs free energy change (ΔG°) for the above reaction at 25°C, given the standard cell potential is 1.10 V?</w:t>
-      </w:r>
-      <w:r>
-        <w:tab/>
-      </w:r>
-      <w:r>
-        <w:rPr>
-          <w:rFonts w:ascii="Arial" w:hAnsi="Arial" w:eastAsia="Arial"/>
+        <w:t>7. A student sets up a galvanic cell that has a Pt (s) electrode and a Cu (s) electrode.</w:t>
+      </w:r>
+    </w:p>
+    <w:p>
+      <w:pPr>
+        <w:spacing w:after="40" w:before="80" w:line="240" w:lineRule="auto"/>
+        <w:tabs>
+          <w:tab w:val="right" w:pos="9072"/>
+        </w:tabs>
+      </w:pPr>
+      <w:r>
+        <w:rPr>
+          <w:rFonts w:ascii="Arial" w:hAnsi="Arial"/>
           <w:b w:val="0"/>
           <w:sz w:val="22"/>
         </w:rPr>
-        <w:t>（   ）</w:t>
+        <w:t>The half-reactions that occur at each electrode are:</w:t>
+      </w:r>
+    </w:p>
+    <w:p>
+      <w:pPr>
+        <w:spacing w:after="40" w:before="80" w:line="240" w:lineRule="auto"/>
+        <w:tabs>
+          <w:tab w:val="right" w:pos="9072"/>
+        </w:tabs>
+      </w:pPr>
+      <w:r>
+        <w:rPr>
+          <w:rFonts w:ascii="Arial" w:hAnsi="Arial"/>
+          <w:b w:val="0"/>
+          <w:sz w:val="22"/>
+        </w:rPr>
+        <w:t>Pt (s):</w:t>
+      </w:r>
+    </w:p>
+    <w:p>
+      <w:pPr>
+        <w:spacing w:after="40" w:before="80" w:line="240" w:lineRule="auto"/>
+        <w:tabs>
+          <w:tab w:val="right" w:pos="9072"/>
+        </w:tabs>
+      </w:pPr>
+      <w:r>
+        <w:rPr>
+          <w:rFonts w:ascii="Arial" w:hAnsi="Arial"/>
+          <w:b w:val="0"/>
+          <w:sz w:val="22"/>
+        </w:rPr>
+        <w:t>Cr²⁺ (aq) → Cr³⁺ (aq) + e⁻;</w:t>
+      </w:r>
+    </w:p>
+    <w:p>
+      <w:pPr>
+        <w:spacing w:after="40" w:before="80" w:line="240" w:lineRule="auto"/>
+        <w:tabs>
+          <w:tab w:val="right" w:pos="9072"/>
+        </w:tabs>
+      </w:pPr>
+      <w:r>
+        <w:rPr>
+          <w:rFonts w:ascii="Arial" w:hAnsi="Arial"/>
+          <w:b w:val="0"/>
+          <w:sz w:val="22"/>
+        </w:rPr>
+        <w:t>Cu (s):</w:t>
+      </w:r>
+    </w:p>
+    <w:p>
+      <w:pPr>
+        <w:spacing w:after="40" w:before="80" w:line="240" w:lineRule="auto"/>
+        <w:tabs>
+          <w:tab w:val="right" w:pos="9072"/>
+        </w:tabs>
+      </w:pPr>
+      <w:r>
+        <w:rPr>
+          <w:rFonts w:ascii="Arial" w:hAnsi="Arial"/>
+          <w:b w:val="0"/>
+          <w:sz w:val="22"/>
+        </w:rPr>
+        <w:t>Cu²⁺ (aq) + 2e⁻ → Cu (s).</w:t>
+      </w:r>
+    </w:p>
+    <w:p>
+      <w:pPr>
+        <w:spacing w:after="40" w:before="80" w:line="240" w:lineRule="auto"/>
+        <w:tabs>
+          <w:tab w:val="right" w:pos="9072"/>
+        </w:tabs>
+      </w:pPr>
+      <w:r>
+        <w:rPr>
+          <w:rFonts w:ascii="Arial" w:hAnsi="Arial"/>
+          <w:b w:val="0"/>
+          <w:sz w:val="22"/>
+        </w:rPr>
+        <w:t>Which of the following correctly describes what happens to the mass of each electrode as the cell operates?	（   ）</w:t>
       </w:r>
     </w:p>
     <w:p>
@@ -1023,11 +1006,11 @@
       </w:pPr>
       <w:r>
         <w:rPr>
-          <w:rFonts w:ascii="Arial" w:hAnsi="Arial" w:eastAsia="Arial"/>
+          <w:rFonts w:ascii="Arial" w:hAnsi="Arial"/>
           <w:b w:val="0"/>
           <w:sz w:val="22"/>
         </w:rPr>
-        <w:t>A. −106 kJ mol⁻¹</w:t>
+        <w:t>A. The mass of the Cu (s) electrode increases, and the mass of the Pt (s) electrode remains the same.</w:t>
       </w:r>
     </w:p>
     <w:p>
@@ -1036,11 +1019,11 @@
       </w:pPr>
       <w:r>
         <w:rPr>
-          <w:rFonts w:ascii="Arial" w:hAnsi="Arial" w:eastAsia="Arial"/>
+          <w:rFonts w:ascii="Arial" w:hAnsi="Arial"/>
           <w:b w:val="0"/>
           <w:sz w:val="22"/>
         </w:rPr>
-        <w:t>B. −212 kJ mol⁻¹</w:t>
+        <w:t>B. The mass of the Pt (s) electrode increases, and the mass of the Cu (s) electrode remains the same.</w:t>
       </w:r>
     </w:p>
     <w:p>
@@ -1049,11 +1032,11 @@
       </w:pPr>
       <w:r>
         <w:rPr>
-          <w:rFonts w:ascii="Arial" w:hAnsi="Arial" w:eastAsia="Arial"/>
+          <w:rFonts w:ascii="Arial" w:hAnsi="Arial"/>
           <w:b w:val="0"/>
           <w:sz w:val="22"/>
         </w:rPr>
-        <w:t>C. +106 kJ mol⁻¹</w:t>
+        <w:t>C. The mass of the Cu (s) and Pt (s) electrodes both increase.</w:t>
       </w:r>
     </w:p>
     <w:p>
@@ -1062,11 +1045,11 @@
       </w:pPr>
       <w:r>
         <w:rPr>
-          <w:rFonts w:ascii="Arial" w:hAnsi="Arial" w:eastAsia="Arial"/>
+          <w:rFonts w:ascii="Arial" w:hAnsi="Arial"/>
           <w:b w:val="0"/>
           <w:sz w:val="22"/>
         </w:rPr>
-        <w:t>D. +212 kJ mol⁻¹</w:t>
+        <w:t>D. The mass of the Cu (s) and Pt (s) electrodes both remain the same.</w:t>
       </w:r>
     </w:p>
     <w:p>
@@ -1077,10 +1060,555 @@
     <w:p>
       <w:pPr>
         <w:spacing w:after="40" w:before="80" w:line="240" w:lineRule="auto"/>
-      </w:pPr>
-      <w:r>
-        <w:rPr>
-          <w:rFonts w:ascii="Arial" w:hAnsi="Arial" w:eastAsia="Arial"/>
+        <w:tabs>
+          <w:tab w:val="right" w:pos="9072"/>
+        </w:tabs>
+      </w:pPr>
+      <w:r>
+        <w:rPr>
+          <w:rFonts w:ascii="Arial" w:hAnsi="Arial"/>
+          <w:b w:val="0"/>
+          <w:sz w:val="22"/>
+        </w:rPr>
+        <w:t>8.</w:t>
+      </w:r>
+      <w:r>
+        <w:rPr>
+          <w:rFonts w:ascii="Arial" w:hAnsi="Arial"/>
+          <w:b w:val="0"/>
+          <w:sz w:val="22"/>
+        </w:rPr>
+        <w:t xml:space="preserve"> Given:</w:t>
+      </w:r>
+    </w:p>
+    <w:p>
+      <w:pPr>
+        <w:spacing w:after="40" w:before="80" w:line="240" w:lineRule="auto"/>
+        <w:tabs>
+          <w:tab w:val="right" w:pos="9072"/>
+        </w:tabs>
+      </w:pPr>
+      <w:r>
+        <w:rPr>
+          <w:rFonts w:ascii="Arial" w:hAnsi="Arial"/>
+          <w:b w:val="0"/>
+          <w:sz w:val="22"/>
+        </w:rPr>
+        <w:t>Ni²⁺ (aq) + 2e⁻ → Ni (s), E° = −0.25 V;</w:t>
+      </w:r>
+    </w:p>
+    <w:p>
+      <w:pPr>
+        <w:spacing w:after="40" w:before="80" w:line="240" w:lineRule="auto"/>
+        <w:tabs>
+          <w:tab w:val="right" w:pos="9072"/>
+        </w:tabs>
+      </w:pPr>
+      <w:r>
+        <w:rPr>
+          <w:rFonts w:ascii="Arial" w:hAnsi="Arial"/>
+          <w:b w:val="0"/>
+          <w:sz w:val="22"/>
+        </w:rPr>
+        <w:t>Fe²⁺ (aq) + 2e⁻ → Fe (s), E° = −0.44 V.</w:t>
+      </w:r>
+    </w:p>
+    <w:p>
+      <w:pPr>
+        <w:spacing w:after="40" w:before="80" w:line="240" w:lineRule="auto"/>
+        <w:tabs>
+          <w:tab w:val="right" w:pos="9072"/>
+        </w:tabs>
+      </w:pPr>
+      <w:r>
+        <w:rPr>
+          <w:rFonts w:ascii="Arial" w:hAnsi="Arial"/>
+          <w:b w:val="0"/>
+          <w:sz w:val="22"/>
+        </w:rPr>
+        <w:t>Which of the following gives the value of E°cell for the cell?	（   ）</w:t>
+      </w:r>
+    </w:p>
+    <w:p>
+      <w:pPr>
+        <w:spacing w:after="20" w:before="0" w:line="240" w:lineRule="auto"/>
+      </w:pPr>
+      <w:r>
+        <w:rPr>
+          <w:rFonts w:ascii="Arial" w:hAnsi="Arial"/>
+          <w:b w:val="0"/>
+          <w:sz w:val="22"/>
+        </w:rPr>
+        <w:t>A. Option A</w:t>
+      </w:r>
+    </w:p>
+    <w:p>
+      <w:pPr>
+        <w:spacing w:after="20" w:before="0" w:line="240" w:lineRule="auto"/>
+      </w:pPr>
+      <w:r>
+        <w:rPr>
+          <w:rFonts w:ascii="Arial" w:hAnsi="Arial"/>
+          <w:b w:val="0"/>
+          <w:sz w:val="22"/>
+        </w:rPr>
+        <w:t>B. Option B</w:t>
+      </w:r>
+    </w:p>
+    <w:p>
+      <w:pPr>
+        <w:spacing w:after="20" w:before="0" w:line="240" w:lineRule="auto"/>
+      </w:pPr>
+      <w:r>
+        <w:rPr>
+          <w:rFonts w:ascii="Arial" w:hAnsi="Arial"/>
+          <w:b w:val="0"/>
+          <w:sz w:val="22"/>
+        </w:rPr>
+        <w:t>C. Option C</w:t>
+      </w:r>
+    </w:p>
+    <w:p>
+      <w:pPr>
+        <w:spacing w:after="20" w:before="0" w:line="240" w:lineRule="auto"/>
+      </w:pPr>
+      <w:r>
+        <w:rPr>
+          <w:rFonts w:ascii="Arial" w:hAnsi="Arial"/>
+          <w:b w:val="0"/>
+          <w:sz w:val="22"/>
+        </w:rPr>
+        <w:t>D. Option D</w:t>
+      </w:r>
+    </w:p>
+    <w:p>
+      <w:pPr>
+        <w:spacing w:after="0" w:before="0" w:line="240" w:lineRule="auto"/>
+      </w:pPr>
+    </w:p>
+    <w:p>
+      <w:pPr>
+        <w:spacing w:after="40" w:before="80" w:line="240" w:lineRule="auto"/>
+        <w:tabs>
+          <w:tab w:val="right" w:pos="9072"/>
+        </w:tabs>
+      </w:pPr>
+      <w:r>
+        <w:rPr>
+          <w:rFonts w:ascii="Arial" w:hAnsi="Arial"/>
+          <w:b w:val="0"/>
+          <w:sz w:val="22"/>
+        </w:rPr>
+        <w:t>9.</w:t>
+      </w:r>
+      <w:r>
+        <w:rPr>
+          <w:rFonts w:ascii="Arial" w:hAnsi="Arial"/>
+          <w:b w:val="0"/>
+          <w:sz w:val="22"/>
+        </w:rPr>
+        <w:t xml:space="preserve"> For the reaction 2Ag⁺ + Cd → Ag + Cd²⁺ the standard cell potential is +0.82 V.</w:t>
+      </w:r>
+    </w:p>
+    <w:p>
+      <w:pPr>
+        <w:spacing w:after="40" w:before="80" w:line="240" w:lineRule="auto"/>
+        <w:tabs>
+          <w:tab w:val="right" w:pos="9072"/>
+        </w:tabs>
+      </w:pPr>
+      <w:r>
+        <w:rPr>
+          <w:rFonts w:ascii="Arial" w:hAnsi="Arial"/>
+          <w:b w:val="0"/>
+          <w:sz w:val="22"/>
+        </w:rPr>
+        <w:t>What is the equilibrium constant for this reaction at 45°C?	（   ）</w:t>
+      </w:r>
+    </w:p>
+    <w:p>
+      <w:pPr>
+        <w:spacing w:after="20" w:before="0" w:line="240" w:lineRule="auto"/>
+      </w:pPr>
+      <w:r>
+        <w:rPr>
+          <w:rFonts w:ascii="Arial" w:hAnsi="Arial"/>
+          <w:b w:val="0"/>
+          <w:sz w:val="22"/>
+        </w:rPr>
+        <w:t>A. Option A</w:t>
+      </w:r>
+      <w:r>
+        <w:rPr>
+          <w:rFonts w:ascii="Arial" w:hAnsi="Arial"/>
+          <w:b w:val="0"/>
+          <w:sz w:val="22"/>
+          <w:vertAlign w:val="superscript"/>
+        </w:rPr>
+        <w:t>-26</w:t>
+      </w:r>
+    </w:p>
+    <w:p>
+      <w:pPr>
+        <w:spacing w:after="20" w:before="0" w:line="240" w:lineRule="auto"/>
+      </w:pPr>
+      <w:r>
+        <w:rPr>
+          <w:rFonts w:ascii="Arial" w:hAnsi="Arial"/>
+          <w:b w:val="0"/>
+          <w:sz w:val="22"/>
+        </w:rPr>
+        <w:t>B. Option B</w:t>
+      </w:r>
+    </w:p>
+    <w:p>
+      <w:pPr>
+        <w:spacing w:after="20" w:before="0" w:line="240" w:lineRule="auto"/>
+      </w:pPr>
+      <w:r>
+        <w:rPr>
+          <w:rFonts w:ascii="Arial" w:hAnsi="Arial"/>
+          <w:b w:val="0"/>
+          <w:sz w:val="22"/>
+        </w:rPr>
+        <w:t>C. Option C</w:t>
+      </w:r>
+    </w:p>
+    <w:p>
+      <w:pPr>
+        <w:spacing w:after="20" w:before="0" w:line="240" w:lineRule="auto"/>
+      </w:pPr>
+      <w:r>
+        <w:rPr>
+          <w:rFonts w:ascii="Arial" w:hAnsi="Arial"/>
+          <w:b w:val="0"/>
+          <w:sz w:val="22"/>
+        </w:rPr>
+        <w:t>D. Option D</w:t>
+      </w:r>
+    </w:p>
+    <w:p>
+      <w:pPr>
+        <w:spacing w:after="0" w:before="0" w:line="240" w:lineRule="auto"/>
+      </w:pPr>
+    </w:p>
+    <w:p>
+      <w:pPr>
+        <w:spacing w:after="40" w:before="80" w:line="240" w:lineRule="auto"/>
+        <w:tabs>
+          <w:tab w:val="right" w:pos="9072"/>
+        </w:tabs>
+      </w:pPr>
+      <w:r>
+        <w:rPr>
+          <w:rFonts w:ascii="Arial" w:hAnsi="Arial"/>
+          <w:b w:val="0"/>
+          <w:sz w:val="22"/>
+        </w:rPr>
+        <w:t>10.</w:t>
+      </w:r>
+      <w:r>
+        <w:rPr>
+          <w:rFonts w:ascii="Arial" w:hAnsi="Arial"/>
+          <w:b w:val="0"/>
+          <w:sz w:val="22"/>
+        </w:rPr>
+        <w:t xml:space="preserve"> Given:</w:t>
+      </w:r>
+    </w:p>
+    <w:p>
+      <w:pPr>
+        <w:spacing w:after="40" w:before="80" w:line="240" w:lineRule="auto"/>
+        <w:tabs>
+          <w:tab w:val="right" w:pos="9072"/>
+        </w:tabs>
+      </w:pPr>
+      <w:r>
+        <w:rPr>
+          <w:rFonts w:ascii="Arial" w:hAnsi="Arial"/>
+          <w:b w:val="0"/>
+          <w:sz w:val="22"/>
+        </w:rPr>
+        <w:t>Hg²⁺ (aq) + 2e⁻ → Hg (s), E° = +0.79 V;</w:t>
+      </w:r>
+    </w:p>
+    <w:p>
+      <w:pPr>
+        <w:spacing w:after="40" w:before="80" w:line="240" w:lineRule="auto"/>
+        <w:tabs>
+          <w:tab w:val="right" w:pos="9072"/>
+        </w:tabs>
+      </w:pPr>
+      <w:r>
+        <w:rPr>
+          <w:rFonts w:ascii="Arial" w:hAnsi="Arial"/>
+          <w:b w:val="0"/>
+          <w:sz w:val="22"/>
+        </w:rPr>
+        <w:t>Cu²⁺ (aq) + 2e⁻ → Cu (s), E° = +0.34 V;</w:t>
+      </w:r>
+    </w:p>
+    <w:p>
+      <w:pPr>
+        <w:spacing w:after="40" w:before="80" w:line="240" w:lineRule="auto"/>
+        <w:tabs>
+          <w:tab w:val="right" w:pos="9072"/>
+        </w:tabs>
+      </w:pPr>
+      <w:r>
+        <w:rPr>
+          <w:rFonts w:ascii="Arial" w:hAnsi="Arial"/>
+          <w:b w:val="0"/>
+          <w:sz w:val="22"/>
+        </w:rPr>
+        <w:t>Sn²⁺ (aq) + 2e⁻ → Sn (s), E° = −0.14 V;</w:t>
+      </w:r>
+    </w:p>
+    <w:p>
+      <w:pPr>
+        <w:spacing w:after="40" w:before="80" w:line="240" w:lineRule="auto"/>
+        <w:tabs>
+          <w:tab w:val="right" w:pos="9072"/>
+        </w:tabs>
+      </w:pPr>
+      <w:r>
+        <w:rPr>
+          <w:rFonts w:ascii="Arial" w:hAnsi="Arial"/>
+          <w:b w:val="0"/>
+          <w:sz w:val="22"/>
+        </w:rPr>
+        <w:t>Mn²⁺ (aq) + 2e⁻ → Mn (s), E° = −1.18 V. A standard galvanic cell is made using Sn-Sn(NO₃)₂ and Cu-Cu(NO₃)₂ half-cells.</w:t>
+      </w:r>
+    </w:p>
+    <w:p>
+      <w:pPr>
+        <w:spacing w:after="40" w:before="80" w:line="240" w:lineRule="auto"/>
+        <w:tabs>
+          <w:tab w:val="right" w:pos="9072"/>
+        </w:tabs>
+      </w:pPr>
+      <w:r>
+        <w:rPr>
+          <w:rFonts w:ascii="Arial" w:hAnsi="Arial"/>
+          <w:b w:val="0"/>
+          <w:sz w:val="22"/>
+        </w:rPr>
+        <w:t>Which of the following modifications to the cell will cause the greatest increase in E°cell?</w:t>
+      </w:r>
+    </w:p>
+    <w:p>
+      <w:pPr>
+        <w:spacing w:after="40" w:before="80" w:line="240" w:lineRule="auto"/>
+        <w:tabs>
+          <w:tab w:val="right" w:pos="9072"/>
+        </w:tabs>
+      </w:pPr>
+      <w:r>
+        <w:rPr>
+          <w:rFonts w:ascii="Arial" w:hAnsi="Arial"/>
+          <w:b w:val="0"/>
+          <w:sz w:val="22"/>
+        </w:rPr>
+        <w:t>Assume all solutions are 1 M.	（   ）</w:t>
+      </w:r>
+    </w:p>
+    <w:p>
+      <w:pPr>
+        <w:spacing w:after="20" w:before="0" w:line="240" w:lineRule="auto"/>
+      </w:pPr>
+      <w:r>
+        <w:rPr>
+          <w:rFonts w:ascii="Arial" w:hAnsi="Arial"/>
+          <w:b w:val="0"/>
+          <w:sz w:val="22"/>
+        </w:rPr>
+        <w:t>A. Replacing the Cu-Cu(NO₃)₂ half-cell with a Hg-Hg(NO₃)₂ half-cell.</w:t>
+      </w:r>
+    </w:p>
+    <w:p>
+      <w:pPr>
+        <w:spacing w:after="20" w:before="0" w:line="240" w:lineRule="auto"/>
+      </w:pPr>
+      <w:r>
+        <w:rPr>
+          <w:rFonts w:ascii="Arial" w:hAnsi="Arial"/>
+          <w:b w:val="0"/>
+          <w:sz w:val="22"/>
+        </w:rPr>
+        <w:t>B. Replacing the Cu-Cu(NO₃)₂ half-cell with a Mn-Mn(NO₃)₂ half-cell.</w:t>
+      </w:r>
+    </w:p>
+    <w:p>
+      <w:pPr>
+        <w:spacing w:after="20" w:before="0" w:line="240" w:lineRule="auto"/>
+      </w:pPr>
+      <w:r>
+        <w:rPr>
+          <w:rFonts w:ascii="Arial" w:hAnsi="Arial"/>
+          <w:b w:val="0"/>
+          <w:sz w:val="22"/>
+        </w:rPr>
+        <w:t>C. Replacing the Sn-Sn(NO₃)₂ half-cell with a Hg-Hg(NO₃)₂ half-cell.</w:t>
+      </w:r>
+    </w:p>
+    <w:p>
+      <w:pPr>
+        <w:spacing w:after="20" w:before="0" w:line="240" w:lineRule="auto"/>
+      </w:pPr>
+      <w:r>
+        <w:rPr>
+          <w:rFonts w:ascii="Arial" w:hAnsi="Arial"/>
+          <w:b w:val="0"/>
+          <w:sz w:val="22"/>
+        </w:rPr>
+        <w:t>D. Replacing the Sn-Sn(NO₃)₂ half-cell with a Mn-Mn(NO₃)₂ half-cell.</w:t>
+      </w:r>
+    </w:p>
+    <w:p>
+      <w:pPr>
+        <w:spacing w:after="0" w:before="0" w:line="240" w:lineRule="auto"/>
+      </w:pPr>
+    </w:p>
+    <w:p>
+      <w:pPr>
+        <w:spacing w:after="40" w:before="80" w:line="240" w:lineRule="auto"/>
+        <w:tabs>
+          <w:tab w:val="right" w:pos="9072"/>
+        </w:tabs>
+      </w:pPr>
+      <w:r>
+        <w:rPr>
+          <w:rFonts w:ascii="Arial" w:hAnsi="Arial"/>
+          <w:b w:val="0"/>
+          <w:sz w:val="22"/>
+        </w:rPr>
+        <w:t>11.</w:t>
+      </w:r>
+      <w:r>
+        <w:rPr>
+          <w:rFonts w:ascii="Arial" w:hAnsi="Arial"/>
+          <w:b w:val="0"/>
+          <w:sz w:val="22"/>
+        </w:rPr>
+        <w:t xml:space="preserve"> Zn (s) + Cu²⁺ (aq) → Zn²⁺ (aq) + Cu (s).</w:t>
+      </w:r>
+    </w:p>
+    <w:p>
+      <w:pPr>
+        <w:spacing w:after="40" w:before="80" w:line="240" w:lineRule="auto"/>
+        <w:tabs>
+          <w:tab w:val="right" w:pos="9072"/>
+        </w:tabs>
+      </w:pPr>
+      <w:r>
+        <w:rPr>
+          <w:rFonts w:ascii="Arial" w:hAnsi="Arial"/>
+          <w:b w:val="0"/>
+          <w:sz w:val="22"/>
+        </w:rPr>
+        <w:t>What is the standard Gibbs free energy change (ΔG°) for the above reaction at 25°C, given the standard cell potential is 1.10 V?	（   ）</w:t>
+      </w:r>
+    </w:p>
+    <w:p>
+      <w:pPr>
+        <w:spacing w:after="20" w:before="0" w:line="240" w:lineRule="auto"/>
+      </w:pPr>
+      <w:r>
+        <w:rPr>
+          <w:rFonts w:ascii="Arial" w:hAnsi="Arial"/>
+          <w:b w:val="0"/>
+          <w:sz w:val="22"/>
+        </w:rPr>
+        <w:t>A. Option A</w:t>
+      </w:r>
+      <w:r>
+        <w:rPr>
+          <w:rFonts w:ascii="Arial" w:hAnsi="Arial"/>
+          <w:b w:val="0"/>
+          <w:sz w:val="22"/>
+          <w:vertAlign w:val="superscript"/>
+        </w:rPr>
+        <w:t>-1</w:t>
+      </w:r>
+    </w:p>
+    <w:p>
+      <w:pPr>
+        <w:spacing w:after="20" w:before="0" w:line="240" w:lineRule="auto"/>
+      </w:pPr>
+      <w:r>
+        <w:rPr>
+          <w:rFonts w:ascii="Arial" w:hAnsi="Arial"/>
+          <w:b w:val="0"/>
+          <w:sz w:val="22"/>
+        </w:rPr>
+        <w:t>B. Option B</w:t>
+      </w:r>
+      <w:r>
+        <w:rPr>
+          <w:rFonts w:ascii="Arial" w:hAnsi="Arial"/>
+          <w:b w:val="0"/>
+          <w:sz w:val="22"/>
+          <w:vertAlign w:val="superscript"/>
+        </w:rPr>
+        <w:t>-1</w:t>
+      </w:r>
+    </w:p>
+    <w:p>
+      <w:pPr>
+        <w:spacing w:after="20" w:before="0" w:line="240" w:lineRule="auto"/>
+      </w:pPr>
+      <w:r>
+        <w:rPr>
+          <w:rFonts w:ascii="Arial" w:hAnsi="Arial"/>
+          <w:b w:val="0"/>
+          <w:sz w:val="22"/>
+        </w:rPr>
+        <w:t>C. Option C</w:t>
+      </w:r>
+      <w:r>
+        <w:rPr>
+          <w:rFonts w:ascii="Arial" w:hAnsi="Arial"/>
+          <w:b w:val="0"/>
+          <w:sz w:val="22"/>
+          <w:vertAlign w:val="superscript"/>
+        </w:rPr>
+        <w:t>-1</w:t>
+      </w:r>
+    </w:p>
+    <w:p>
+      <w:pPr>
+        <w:spacing w:after="20" w:before="0" w:line="240" w:lineRule="auto"/>
+      </w:pPr>
+      <w:r>
+        <w:rPr>
+          <w:rFonts w:ascii="Arial" w:hAnsi="Arial"/>
+          <w:b w:val="0"/>
+          <w:sz w:val="22"/>
+        </w:rPr>
+        <w:t>D. Option D</w:t>
+      </w:r>
+      <w:r>
+        <w:rPr>
+          <w:rFonts w:ascii="Arial" w:hAnsi="Arial"/>
+          <w:b w:val="0"/>
+          <w:sz w:val="22"/>
+          <w:vertAlign w:val="superscript"/>
+        </w:rPr>
+        <w:t>-1</w:t>
+      </w:r>
+    </w:p>
+    <w:p>
+      <w:pPr>
+        <w:spacing w:after="0" w:before="0" w:line="240" w:lineRule="auto"/>
+      </w:pPr>
+    </w:p>
+    <w:p>
+      <w:pPr>
+        <w:spacing w:after="40" w:before="80" w:line="240" w:lineRule="auto"/>
+      </w:pPr>
+      <w:r>
+        <w:rPr>
+          <w:rFonts w:ascii="Arial" w:hAnsi="Arial"/>
           <w:b w:val="0"/>
           <w:sz w:val="22"/>
         </w:rPr>
@@ -1096,7 +1624,7 @@
       </w:pPr>
       <w:r>
         <w:rPr>
-          <w:rFonts w:ascii="Arial" w:hAnsi="Arial" w:eastAsia="Arial"/>
+          <w:rFonts w:ascii="Arial" w:hAnsi="Arial"/>
           <w:b w:val="0"/>
           <w:sz w:val="22"/>
         </w:rPr>
@@ -1107,7 +1635,7 @@
       </w:r>
       <w:r>
         <w:rPr>
-          <w:rFonts w:ascii="Arial" w:hAnsi="Arial" w:eastAsia="Arial"/>
+          <w:rFonts w:ascii="Arial" w:hAnsi="Arial"/>
           <w:b w:val="0"/>
           <w:sz w:val="22"/>
         </w:rPr>
@@ -1123,7 +1651,7 @@
       </w:pPr>
       <w:r>
         <w:rPr>
-          <w:rFonts w:ascii="Arial" w:hAnsi="Arial" w:eastAsia="Arial"/>
+          <w:rFonts w:ascii="Arial" w:hAnsi="Arial"/>
           <w:b w:val="0"/>
           <w:sz w:val="22"/>
         </w:rPr>
@@ -1134,7 +1662,7 @@
       </w:r>
       <w:r>
         <w:rPr>
-          <w:rFonts w:ascii="Arial" w:hAnsi="Arial" w:eastAsia="Arial"/>
+          <w:rFonts w:ascii="Arial" w:hAnsi="Arial"/>
           <w:b w:val="0"/>
           <w:sz w:val="22"/>
         </w:rPr>
@@ -1150,7 +1678,7 @@
       </w:pPr>
       <w:r>
         <w:rPr>
-          <w:rFonts w:ascii="Arial" w:hAnsi="Arial" w:eastAsia="Arial"/>
+          <w:rFonts w:ascii="Arial" w:hAnsi="Arial"/>
           <w:b w:val="0"/>
           <w:sz w:val="22"/>
         </w:rPr>
@@ -1161,7 +1689,7 @@
       </w:r>
       <w:r>
         <w:rPr>
-          <w:rFonts w:ascii="Arial" w:hAnsi="Arial" w:eastAsia="Arial"/>
+          <w:rFonts w:ascii="Arial" w:hAnsi="Arial"/>
           <w:b w:val="0"/>
           <w:sz w:val="22"/>
         </w:rPr>
@@ -1179,7 +1707,7 @@
       </w:pPr>
       <w:r>
         <w:rPr>
-          <w:rFonts w:ascii="霞鹜文楷 Medium" w:hAnsi="霞鹜文楷 Medium" w:eastAsia="霞鹜文楷 Medium"/>
+          <w:rFonts w:ascii="霞鹜文楷 Medium" w:hAnsi="霞鹜文楷 Medium"/>
           <w:b/>
           <w:sz w:val="22"/>
         </w:rPr>
@@ -1192,7 +1720,7 @@
       </w:pPr>
       <w:r>
         <w:rPr>
-          <w:rFonts w:ascii="霞鹜文楷 Medium" w:hAnsi="霞鹜文楷 Medium" w:eastAsia="霞鹜文楷 Medium"/>
+          <w:rFonts w:ascii="霞鹜文楷 Medium" w:hAnsi="霞鹜文楷 Medium"/>
           <w:b/>
           <w:sz w:val="22"/>
         </w:rPr>
@@ -1205,7 +1733,7 @@
       </w:pPr>
       <w:r>
         <w:rPr>
-          <w:rFonts w:ascii="霞鹜文楷 Medium" w:hAnsi="霞鹜文楷 Medium" w:eastAsia="霞鹜文楷 Medium"/>
+          <w:rFonts w:ascii="霞鹜文楷 Medium" w:hAnsi="霞鹜文楷 Medium"/>
           <w:b/>
           <w:sz w:val="22"/>
         </w:rPr>
@@ -1218,7 +1746,7 @@
       </w:pPr>
       <w:r>
         <w:rPr>
-          <w:rFonts w:ascii="霞鹜文楷 Medium" w:hAnsi="霞鹜文楷 Medium" w:eastAsia="霞鹜文楷 Medium"/>
+          <w:rFonts w:ascii="霞鹜文楷 Medium" w:hAnsi="霞鹜文楷 Medium"/>
           <w:b/>
           <w:sz w:val="22"/>
         </w:rPr>
@@ -1231,13 +1759,14 @@
       </w:pPr>
       <w:r>
         <w:rPr>
-          <w:rFonts w:ascii="霞鹜文楷 Medium" w:hAnsi="霞鹜文楷 Medium" w:eastAsia="霞鹜文楷 Medium"/>
+          <w:rFonts w:ascii="霞鹜文楷 Medium" w:hAnsi="霞鹜文楷 Medium"/>
           <w:b/>
           <w:sz w:val="22"/>
         </w:rPr>
         <w:t>Mass deposited = n(e⁻) × (M/n_f) where n_f = electrons per ion</w:t>
       </w:r>
     </w:p>
+    <w:p/>
     <w:p>
       <w:pPr>
         <w:spacing w:after="40" w:before="80" w:line="240" w:lineRule="auto"/>
@@ -1247,7 +1776,7 @@
       </w:pPr>
       <w:r>
         <w:rPr>
-          <w:rFonts w:ascii="Arial" w:hAnsi="Arial" w:eastAsia="Arial"/>
+          <w:rFonts w:ascii="Arial" w:hAnsi="Arial"/>
           <w:b w:val="0"/>
           <w:sz w:val="22"/>
         </w:rPr>
@@ -1258,7 +1787,7 @@
       </w:r>
       <w:r>
         <w:rPr>
-          <w:rFonts w:ascii="Arial" w:hAnsi="Arial" w:eastAsia="Arial"/>
+          <w:rFonts w:ascii="Arial" w:hAnsi="Arial"/>
           <w:b w:val="0"/>
           <w:sz w:val="22"/>
         </w:rPr>
@@ -1271,7 +1800,7 @@
       </w:pPr>
       <w:r>
         <w:rPr>
-          <w:rFonts w:ascii="Arial" w:hAnsi="Arial" w:eastAsia="Arial"/>
+          <w:rFonts w:ascii="Arial" w:hAnsi="Arial"/>
           <w:b w:val="0"/>
           <w:sz w:val="22"/>
         </w:rPr>
@@ -1284,7 +1813,7 @@
       </w:pPr>
       <w:r>
         <w:rPr>
-          <w:rFonts w:ascii="Arial" w:hAnsi="Arial" w:eastAsia="Arial"/>
+          <w:rFonts w:ascii="Arial" w:hAnsi="Arial"/>
           <w:b w:val="0"/>
           <w:sz w:val="22"/>
         </w:rPr>
@@ -1297,7 +1826,7 @@
       </w:pPr>
       <w:r>
         <w:rPr>
-          <w:rFonts w:ascii="Arial" w:hAnsi="Arial" w:eastAsia="Arial"/>
+          <w:rFonts w:ascii="Arial" w:hAnsi="Arial"/>
           <w:b w:val="0"/>
           <w:sz w:val="22"/>
         </w:rPr>
@@ -1310,7 +1839,7 @@
       </w:pPr>
       <w:r>
         <w:rPr>
-          <w:rFonts w:ascii="Arial" w:hAnsi="Arial" w:eastAsia="Arial"/>
+          <w:rFonts w:ascii="Arial" w:hAnsi="Arial"/>
           <w:b w:val="0"/>
           <w:sz w:val="22"/>
         </w:rPr>
@@ -1331,7 +1860,7 @@
       </w:pPr>
       <w:r>
         <w:rPr>
-          <w:rFonts w:ascii="Arial" w:hAnsi="Arial" w:eastAsia="Arial"/>
+          <w:rFonts w:ascii="Arial" w:hAnsi="Arial"/>
           <w:b w:val="0"/>
           <w:sz w:val="22"/>
         </w:rPr>
@@ -1342,7 +1871,7 @@
       </w:r>
       <w:r>
         <w:rPr>
-          <w:rFonts w:ascii="Arial" w:hAnsi="Arial" w:eastAsia="Arial"/>
+          <w:rFonts w:ascii="Arial" w:hAnsi="Arial"/>
           <w:b w:val="0"/>
           <w:sz w:val="22"/>
         </w:rPr>
@@ -1355,7 +1884,7 @@
       </w:pPr>
       <w:r>
         <w:rPr>
-          <w:rFonts w:ascii="Arial" w:hAnsi="Arial" w:eastAsia="Arial"/>
+          <w:rFonts w:ascii="Arial" w:hAnsi="Arial"/>
           <w:b w:val="0"/>
           <w:sz w:val="22"/>
         </w:rPr>
@@ -1368,7 +1897,7 @@
       </w:pPr>
       <w:r>
         <w:rPr>
-          <w:rFonts w:ascii="Arial" w:hAnsi="Arial" w:eastAsia="Arial"/>
+          <w:rFonts w:ascii="Arial" w:hAnsi="Arial"/>
           <w:b w:val="0"/>
           <w:sz w:val="22"/>
         </w:rPr>
@@ -1381,7 +1910,7 @@
       </w:pPr>
       <w:r>
         <w:rPr>
-          <w:rFonts w:ascii="Arial" w:hAnsi="Arial" w:eastAsia="Arial"/>
+          <w:rFonts w:ascii="Arial" w:hAnsi="Arial"/>
           <w:b w:val="0"/>
           <w:sz w:val="22"/>
         </w:rPr>
@@ -1394,7 +1923,7 @@
       </w:pPr>
       <w:r>
         <w:rPr>
-          <w:rFonts w:ascii="Arial" w:hAnsi="Arial" w:eastAsia="Arial"/>
+          <w:rFonts w:ascii="Arial" w:hAnsi="Arial"/>
           <w:b w:val="0"/>
           <w:sz w:val="22"/>
         </w:rPr>
@@ -1415,80 +1944,20 @@
       </w:pPr>
       <w:r>
         <w:rPr>
-          <w:rFonts w:ascii="Arial" w:hAnsi="Arial" w:eastAsia="Arial"/>
+          <w:rFonts w:ascii="Arial" w:hAnsi="Arial"/>
           <w:b w:val="0"/>
           <w:sz w:val="22"/>
         </w:rPr>
-        <w:t>3. In an electrolytic cell, a current of 2.5 A is passed through a solution of CuSO₄ for 30 minutes. How many grams of copper will be deposited at the cathode?</w:t>
-      </w:r>
-      <w:r>
-        <w:tab/>
-      </w:r>
-      <w:r>
-        <w:rPr>
-          <w:rFonts w:ascii="Arial" w:hAnsi="Arial" w:eastAsia="Arial"/>
+        <w:t>3.</w:t>
+      </w:r>
+      <w:r>
+        <w:rPr>
+          <w:rFonts w:ascii="Arial" w:hAnsi="Arial"/>
           <w:b w:val="0"/>
           <w:sz w:val="22"/>
         </w:rPr>
-        <w:t>（   ）</w:t>
-      </w:r>
-    </w:p>
-    <w:p>
-      <w:pPr>
-        <w:spacing w:after="20" w:before="0" w:line="240" w:lineRule="auto"/>
-      </w:pPr>
-      <w:r>
-        <w:rPr>
-          <w:rFonts w:ascii="Arial" w:hAnsi="Arial" w:eastAsia="Arial"/>
-          <w:b w:val="0"/>
-          <w:sz w:val="22"/>
-        </w:rPr>
-        <w:t>A. 0.02 g</w:t>
-      </w:r>
-    </w:p>
-    <w:p>
-      <w:pPr>
-        <w:spacing w:after="20" w:before="0" w:line="240" w:lineRule="auto"/>
-      </w:pPr>
-      <w:r>
-        <w:rPr>
-          <w:rFonts w:ascii="Arial" w:hAnsi="Arial" w:eastAsia="Arial"/>
-          <w:b w:val="0"/>
-          <w:sz w:val="22"/>
-        </w:rPr>
-        <w:t>B. 0.74 g</w:t>
-      </w:r>
-    </w:p>
-    <w:p>
-      <w:pPr>
-        <w:spacing w:after="20" w:before="0" w:line="240" w:lineRule="auto"/>
-      </w:pPr>
-      <w:r>
-        <w:rPr>
-          <w:rFonts w:ascii="Arial" w:hAnsi="Arial" w:eastAsia="Arial"/>
-          <w:b w:val="0"/>
-          <w:sz w:val="22"/>
-        </w:rPr>
-        <w:t>C. 1.48 g</w:t>
-      </w:r>
-    </w:p>
-    <w:p>
-      <w:pPr>
-        <w:spacing w:after="20" w:before="0" w:line="240" w:lineRule="auto"/>
-      </w:pPr>
-      <w:r>
-        <w:rPr>
-          <w:rFonts w:ascii="Arial" w:hAnsi="Arial" w:eastAsia="Arial"/>
-          <w:b w:val="0"/>
-          <w:sz w:val="22"/>
-        </w:rPr>
-        <w:t>D. 2.96 g</w:t>
-      </w:r>
-    </w:p>
-    <w:p>
-      <w:pPr>
-        <w:spacing w:after="0" w:before="0" w:line="240" w:lineRule="auto"/>
-      </w:pPr>
+        <w:t xml:space="preserve"> In an electrolytic cell, a current of 2.5 A is passed through a solution of CuSO₄ for 30 minutes.</w:t>
+      </w:r>
     </w:p>
     <w:p>
       <w:pPr>
@@ -1499,22 +1968,24 @@
       </w:pPr>
       <w:r>
         <w:rPr>
-          <w:rFonts w:ascii="Arial" w:hAnsi="Arial" w:eastAsia="Arial"/>
+          <w:rFonts w:ascii="Arial" w:hAnsi="Arial"/>
           <w:b w:val="0"/>
           <w:sz w:val="22"/>
         </w:rPr>
-        <w:t>4. An experiment is set up to determine the value of the Faraday constant by electrolyzing dilute sulfuric acid. Which experimental measurement is not required to calculate a value for the Faraday constant?</w:t>
-      </w:r>
-      <w:r>
-        <w:tab/>
-      </w:r>
-      <w:r>
-        <w:rPr>
-          <w:rFonts w:ascii="Arial" w:hAnsi="Arial" w:eastAsia="Arial"/>
+        <w:t>How many grams of copper will be deposited at the cathode?	（   ）</w:t>
+      </w:r>
+    </w:p>
+    <w:p>
+      <w:pPr>
+        <w:spacing w:after="20" w:before="0" w:line="240" w:lineRule="auto"/>
+      </w:pPr>
+      <w:r>
+        <w:rPr>
+          <w:rFonts w:ascii="Arial" w:hAnsi="Arial"/>
           <w:b w:val="0"/>
           <w:sz w:val="22"/>
         </w:rPr>
-        <w:t>（   ）</w:t>
+        <w:t>A. Option A</w:t>
       </w:r>
     </w:p>
     <w:p>
@@ -1523,11 +1994,11 @@
       </w:pPr>
       <w:r>
         <w:rPr>
-          <w:rFonts w:ascii="Arial" w:hAnsi="Arial" w:eastAsia="Arial"/>
+          <w:rFonts w:ascii="Arial" w:hAnsi="Arial"/>
           <w:b w:val="0"/>
           <w:sz w:val="22"/>
         </w:rPr>
-        <w:t>A. Current</w:t>
+        <w:t>B. Option B</w:t>
       </w:r>
     </w:p>
     <w:p>
@@ -1536,11 +2007,11 @@
       </w:pPr>
       <w:r>
         <w:rPr>
-          <w:rFonts w:ascii="Arial" w:hAnsi="Arial" w:eastAsia="Arial"/>
+          <w:rFonts w:ascii="Arial" w:hAnsi="Arial"/>
           <w:b w:val="0"/>
           <w:sz w:val="22"/>
         </w:rPr>
-        <w:t>B. Temperature</w:t>
+        <w:t>C. Option C</w:t>
       </w:r>
     </w:p>
     <w:p>
@@ -1549,24 +2020,11 @@
       </w:pPr>
       <w:r>
         <w:rPr>
-          <w:rFonts w:ascii="Arial" w:hAnsi="Arial" w:eastAsia="Arial"/>
+          <w:rFonts w:ascii="Arial" w:hAnsi="Arial"/>
           <w:b w:val="0"/>
           <w:sz w:val="22"/>
         </w:rPr>
-        <w:t>C. Time</w:t>
-      </w:r>
-    </w:p>
-    <w:p>
-      <w:pPr>
-        <w:spacing w:after="20" w:before="0" w:line="240" w:lineRule="auto"/>
-      </w:pPr>
-      <w:r>
-        <w:rPr>
-          <w:rFonts w:ascii="Arial" w:hAnsi="Arial" w:eastAsia="Arial"/>
-          <w:b w:val="0"/>
-          <w:sz w:val="22"/>
-        </w:rPr>
-        <w:t>D. Volume</w:t>
+        <w:t>D. Option D</w:t>
       </w:r>
     </w:p>
     <w:p>
@@ -1583,80 +2041,20 @@
       </w:pPr>
       <w:r>
         <w:rPr>
-          <w:rFonts w:ascii="Arial" w:hAnsi="Arial" w:eastAsia="Arial"/>
+          <w:rFonts w:ascii="Arial" w:hAnsi="Arial"/>
           <w:b w:val="0"/>
           <w:sz w:val="22"/>
         </w:rPr>
-        <w:t>5. A current of 1.5 A is passed through molten AlCl₃ for 2 hours. What volume of chlorine gas (measured at STP) is produced at the anode?</w:t>
-      </w:r>
-      <w:r>
-        <w:tab/>
-      </w:r>
-      <w:r>
-        <w:rPr>
-          <w:rFonts w:ascii="Arial" w:hAnsi="Arial" w:eastAsia="Arial"/>
+        <w:t>4.</w:t>
+      </w:r>
+      <w:r>
+        <w:rPr>
+          <w:rFonts w:ascii="Arial" w:hAnsi="Arial"/>
           <w:b w:val="0"/>
           <w:sz w:val="22"/>
         </w:rPr>
-        <w:t>（   ）</w:t>
-      </w:r>
-    </w:p>
-    <w:p>
-      <w:pPr>
-        <w:spacing w:after="20" w:before="0" w:line="240" w:lineRule="auto"/>
-      </w:pPr>
-      <w:r>
-        <w:rPr>
-          <w:rFonts w:ascii="Arial" w:hAnsi="Arial" w:eastAsia="Arial"/>
-          <w:b w:val="0"/>
-          <w:sz w:val="22"/>
-        </w:rPr>
-        <w:t>A. 0.02 L</w:t>
-      </w:r>
-    </w:p>
-    <w:p>
-      <w:pPr>
-        <w:spacing w:after="20" w:before="0" w:line="240" w:lineRule="auto"/>
-      </w:pPr>
-      <w:r>
-        <w:rPr>
-          <w:rFonts w:ascii="Arial" w:hAnsi="Arial" w:eastAsia="Arial"/>
-          <w:b w:val="0"/>
-          <w:sz w:val="22"/>
-        </w:rPr>
-        <w:t>B. 1.23 L</w:t>
-      </w:r>
-    </w:p>
-    <w:p>
-      <w:pPr>
-        <w:spacing w:after="20" w:before="0" w:line="240" w:lineRule="auto"/>
-      </w:pPr>
-      <w:r>
-        <w:rPr>
-          <w:rFonts w:ascii="Arial" w:hAnsi="Arial" w:eastAsia="Arial"/>
-          <w:b w:val="0"/>
-          <w:sz w:val="22"/>
-        </w:rPr>
-        <w:t>C. 1.25 L</w:t>
-      </w:r>
-    </w:p>
-    <w:p>
-      <w:pPr>
-        <w:spacing w:after="20" w:before="0" w:line="240" w:lineRule="auto"/>
-      </w:pPr>
-      <w:r>
-        <w:rPr>
-          <w:rFonts w:ascii="Arial" w:hAnsi="Arial" w:eastAsia="Arial"/>
-          <w:b w:val="0"/>
-          <w:sz w:val="22"/>
-        </w:rPr>
-        <w:t>D. 2.51 L</w:t>
-      </w:r>
-    </w:p>
-    <w:p>
-      <w:pPr>
-        <w:spacing w:after="0" w:before="0" w:line="240" w:lineRule="auto"/>
-      </w:pPr>
+        <w:t xml:space="preserve"> An experiment is set up to determine the value of the Faraday constant by electrolyzing dilute sulfuric acid.</w:t>
+      </w:r>
     </w:p>
     <w:p>
       <w:pPr>
@@ -1667,22 +2065,24 @@
       </w:pPr>
       <w:r>
         <w:rPr>
-          <w:rFonts w:ascii="Arial" w:hAnsi="Arial" w:eastAsia="Arial"/>
+          <w:rFonts w:ascii="Arial" w:hAnsi="Arial"/>
           <w:b w:val="0"/>
           <w:sz w:val="22"/>
         </w:rPr>
-        <w:t>6. Which of the following electrolytic cells would give the greatest mass of metal at the cathode?</w:t>
-      </w:r>
-      <w:r>
-        <w:tab/>
-      </w:r>
-      <w:r>
-        <w:rPr>
-          <w:rFonts w:ascii="Arial" w:hAnsi="Arial" w:eastAsia="Arial"/>
+        <w:t>Which experimental measurement is not required to calculate a value for the Faraday constant?	（   ）</w:t>
+      </w:r>
+    </w:p>
+    <w:p>
+      <w:pPr>
+        <w:spacing w:after="20" w:before="0" w:line="240" w:lineRule="auto"/>
+      </w:pPr>
+      <w:r>
+        <w:rPr>
+          <w:rFonts w:ascii="Arial" w:hAnsi="Arial"/>
           <w:b w:val="0"/>
           <w:sz w:val="22"/>
         </w:rPr>
-        <w:t>（   ）</w:t>
+        <w:t>A. Option A</w:t>
       </w:r>
     </w:p>
     <w:p>
@@ -1691,11 +2091,11 @@
       </w:pPr>
       <w:r>
         <w:rPr>
-          <w:rFonts w:ascii="Arial" w:hAnsi="Arial" w:eastAsia="Arial"/>
+          <w:rFonts w:ascii="Arial" w:hAnsi="Arial"/>
           <w:b w:val="0"/>
           <w:sz w:val="22"/>
         </w:rPr>
-        <w:t>A. Current = 1.0 A, Time = 750 s, 1.0 M CuSO₄ (aq)</w:t>
+        <w:t>B. Option B</w:t>
       </w:r>
     </w:p>
     <w:p>
@@ -1704,11 +2104,11 @@
       </w:pPr>
       <w:r>
         <w:rPr>
-          <w:rFonts w:ascii="Arial" w:hAnsi="Arial" w:eastAsia="Arial"/>
+          <w:rFonts w:ascii="Arial" w:hAnsi="Arial"/>
           <w:b w:val="0"/>
           <w:sz w:val="22"/>
         </w:rPr>
-        <w:t>B. Current = 1.0 A, Time = 500 s, 1.0 M CuSO₄ (aq)</w:t>
+        <w:t>C. Option C</w:t>
       </w:r>
     </w:p>
     <w:p>
@@ -1717,24 +2117,11 @@
       </w:pPr>
       <w:r>
         <w:rPr>
-          <w:rFonts w:ascii="Arial" w:hAnsi="Arial" w:eastAsia="Arial"/>
+          <w:rFonts w:ascii="Arial" w:hAnsi="Arial"/>
           <w:b w:val="0"/>
           <w:sz w:val="22"/>
         </w:rPr>
-        <w:t>C. Current = 1.5 A, Time = 250 s, 1.0 M AgNO₃ (aq)</w:t>
-      </w:r>
-    </w:p>
-    <w:p>
-      <w:pPr>
-        <w:spacing w:after="20" w:before="0" w:line="240" w:lineRule="auto"/>
-      </w:pPr>
-      <w:r>
-        <w:rPr>
-          <w:rFonts w:ascii="Arial" w:hAnsi="Arial" w:eastAsia="Arial"/>
-          <w:b w:val="0"/>
-          <w:sz w:val="22"/>
-        </w:rPr>
-        <w:t>D. Current = 2.0 A, Time = 250 s, 1.0 M AgNO₃ (aq)</w:t>
+        <w:t>D. Option D</w:t>
       </w:r>
     </w:p>
     <w:p>
@@ -1751,18 +2138,107 @@
       </w:pPr>
       <w:r>
         <w:rPr>
-          <w:rFonts w:ascii="Arial" w:hAnsi="Arial" w:eastAsia="Arial"/>
+          <w:rFonts w:ascii="Arial" w:hAnsi="Arial"/>
           <w:b w:val="0"/>
           <w:sz w:val="22"/>
         </w:rPr>
-        <w:t>7. CuCl₂ (l) → Cu (l) + Cl₂ (g). In an electrolytic cell based on the reaction represented above, which of the following describes the process at the anode?</w:t>
+        <w:t>5. A current of 1.5 A is passed through molten AlCl₃ for 2 hours.</w:t>
+      </w:r>
+    </w:p>
+    <w:p>
+      <w:pPr>
+        <w:spacing w:after="40" w:before="80" w:line="240" w:lineRule="auto"/>
+        <w:tabs>
+          <w:tab w:val="right" w:pos="9072"/>
+        </w:tabs>
+      </w:pPr>
+      <w:r>
+        <w:rPr>
+          <w:rFonts w:ascii="Arial" w:hAnsi="Arial"/>
+          <w:b w:val="0"/>
+          <w:sz w:val="22"/>
+        </w:rPr>
+        <w:t>What volume of chlorine gas (measured at STP) is produced at the anode?	（   ）</w:t>
+      </w:r>
+    </w:p>
+    <w:p>
+      <w:pPr>
+        <w:spacing w:after="20" w:before="0" w:line="240" w:lineRule="auto"/>
+      </w:pPr>
+      <w:r>
+        <w:rPr>
+          <w:rFonts w:ascii="Arial" w:hAnsi="Arial"/>
+          <w:b w:val="0"/>
+          <w:sz w:val="22"/>
+        </w:rPr>
+        <w:t>A. Option A</w:t>
+      </w:r>
+    </w:p>
+    <w:p>
+      <w:pPr>
+        <w:spacing w:after="20" w:before="0" w:line="240" w:lineRule="auto"/>
+      </w:pPr>
+      <w:r>
+        <w:rPr>
+          <w:rFonts w:ascii="Arial" w:hAnsi="Arial"/>
+          <w:b w:val="0"/>
+          <w:sz w:val="22"/>
+        </w:rPr>
+        <w:t>B. Option B</w:t>
+      </w:r>
+    </w:p>
+    <w:p>
+      <w:pPr>
+        <w:spacing w:after="20" w:before="0" w:line="240" w:lineRule="auto"/>
+      </w:pPr>
+      <w:r>
+        <w:rPr>
+          <w:rFonts w:ascii="Arial" w:hAnsi="Arial"/>
+          <w:b w:val="0"/>
+          <w:sz w:val="22"/>
+        </w:rPr>
+        <w:t>C. Option C</w:t>
+      </w:r>
+    </w:p>
+    <w:p>
+      <w:pPr>
+        <w:spacing w:after="20" w:before="0" w:line="240" w:lineRule="auto"/>
+      </w:pPr>
+      <w:r>
+        <w:rPr>
+          <w:rFonts w:ascii="Arial" w:hAnsi="Arial"/>
+          <w:b w:val="0"/>
+          <w:sz w:val="22"/>
+        </w:rPr>
+        <w:t>D. Option D</w:t>
+      </w:r>
+    </w:p>
+    <w:p>
+      <w:pPr>
+        <w:spacing w:after="0" w:before="0" w:line="240" w:lineRule="auto"/>
+      </w:pPr>
+    </w:p>
+    <w:p>
+      <w:pPr>
+        <w:spacing w:after="40" w:before="80" w:line="240" w:lineRule="auto"/>
+        <w:tabs>
+          <w:tab w:val="right" w:pos="9072"/>
+        </w:tabs>
+      </w:pPr>
+      <w:r>
+        <w:rPr>
+          <w:rFonts w:ascii="Arial" w:hAnsi="Arial"/>
+          <w:b w:val="0"/>
+          <w:sz w:val="22"/>
+        </w:rPr>
+        <w:t>6. Which of the following electrolytic cells would give the greatest mass of metal at the cathode?</w:t>
       </w:r>
       <w:r>
         <w:tab/>
       </w:r>
       <w:r>
         <w:rPr>
-          <w:rFonts w:ascii="Arial" w:hAnsi="Arial" w:eastAsia="Arial"/>
+          <w:rFonts w:ascii="Arial" w:hAnsi="Arial"/>
           <w:b w:val="0"/>
           <w:sz w:val="22"/>
         </w:rPr>
@@ -1775,10 +2251,107 @@
       </w:pPr>
       <w:r>
         <w:rPr>
-          <w:rFonts w:ascii="Arial" w:hAnsi="Arial" w:eastAsia="Arial"/>
+          <w:rFonts w:ascii="Arial" w:hAnsi="Arial"/>
           <w:b w:val="0"/>
           <w:sz w:val="22"/>
         </w:rPr>
+        <w:t>A. Current = 1.0 A, Time = 750 s, 1.0 M CuSO₄ (aq)</w:t>
+      </w:r>
+    </w:p>
+    <w:p>
+      <w:pPr>
+        <w:spacing w:after="20" w:before="0" w:line="240" w:lineRule="auto"/>
+      </w:pPr>
+      <w:r>
+        <w:rPr>
+          <w:rFonts w:ascii="Arial" w:hAnsi="Arial"/>
+          <w:b w:val="0"/>
+          <w:sz w:val="22"/>
+        </w:rPr>
+        <w:t>B. Current = 1.0 A, Time = 500 s, 1.0 M CuSO₄ (aq)</w:t>
+      </w:r>
+    </w:p>
+    <w:p>
+      <w:pPr>
+        <w:spacing w:after="20" w:before="0" w:line="240" w:lineRule="auto"/>
+      </w:pPr>
+      <w:r>
+        <w:rPr>
+          <w:rFonts w:ascii="Arial" w:hAnsi="Arial"/>
+          <w:b w:val="0"/>
+          <w:sz w:val="22"/>
+        </w:rPr>
+        <w:t>C. Current = 1.5 A, Time = 250 s, 1.0 M AgNO₃ (aq)</w:t>
+      </w:r>
+    </w:p>
+    <w:p>
+      <w:pPr>
+        <w:spacing w:after="20" w:before="0" w:line="240" w:lineRule="auto"/>
+      </w:pPr>
+      <w:r>
+        <w:rPr>
+          <w:rFonts w:ascii="Arial" w:hAnsi="Arial"/>
+          <w:b w:val="0"/>
+          <w:sz w:val="22"/>
+        </w:rPr>
+        <w:t>D. Current = 2.0 A, Time = 250 s, 1.0 M AgNO₃ (aq)</w:t>
+      </w:r>
+    </w:p>
+    <w:p>
+      <w:pPr>
+        <w:spacing w:after="0" w:before="0" w:line="240" w:lineRule="auto"/>
+      </w:pPr>
+    </w:p>
+    <w:p>
+      <w:pPr>
+        <w:spacing w:after="40" w:before="80" w:line="240" w:lineRule="auto"/>
+        <w:tabs>
+          <w:tab w:val="right" w:pos="9072"/>
+        </w:tabs>
+      </w:pPr>
+      <w:r>
+        <w:rPr>
+          <w:rFonts w:ascii="Arial" w:hAnsi="Arial"/>
+          <w:b w:val="0"/>
+          <w:sz w:val="22"/>
+        </w:rPr>
+        <w:t>7.</w:t>
+      </w:r>
+      <w:r>
+        <w:rPr>
+          <w:rFonts w:ascii="Arial" w:hAnsi="Arial"/>
+          <w:b w:val="0"/>
+          <w:sz w:val="22"/>
+        </w:rPr>
+        <w:t xml:space="preserve"> CuCl₂ (l) → Cu (l) + Cl₂ (g).</w:t>
+      </w:r>
+    </w:p>
+    <w:p>
+      <w:pPr>
+        <w:spacing w:after="40" w:before="80" w:line="240" w:lineRule="auto"/>
+        <w:tabs>
+          <w:tab w:val="right" w:pos="9072"/>
+        </w:tabs>
+      </w:pPr>
+      <w:r>
+        <w:rPr>
+          <w:rFonts w:ascii="Arial" w:hAnsi="Arial"/>
+          <w:b w:val="0"/>
+          <w:sz w:val="22"/>
+        </w:rPr>
+        <w:t>In an electrolytic cell based on the reaction represented above, which of the following describes the process at the anode?	（   ）</w:t>
+      </w:r>
+    </w:p>
+    <w:p>
+      <w:pPr>
+        <w:spacing w:after="20" w:before="0" w:line="240" w:lineRule="auto"/>
+      </w:pPr>
+      <w:r>
+        <w:rPr>
+          <w:rFonts w:ascii="Arial" w:hAnsi="Arial"/>
+          <w:b w:val="0"/>
+          <w:sz w:val="22"/>
+        </w:rPr>
         <w:t>A. Chlorine is oxidized.</w:t>
       </w:r>
     </w:p>
@@ -1788,11 +2361,11 @@
       </w:pPr>
       <w:r>
         <w:rPr>
-          <w:rFonts w:ascii="Arial" w:hAnsi="Arial" w:eastAsia="Arial"/>
+          <w:rFonts w:ascii="Arial" w:hAnsi="Arial"/>
           <w:b w:val="0"/>
           <w:sz w:val="22"/>
         </w:rPr>
-        <w:t>B. Chlorine is reduced.</w:t>
+        <w:t>B. Option B</w:t>
       </w:r>
     </w:p>
     <w:p>
@@ -1801,11 +2374,11 @@
       </w:pPr>
       <w:r>
         <w:rPr>
-          <w:rFonts w:ascii="Arial" w:hAnsi="Arial" w:eastAsia="Arial"/>
+          <w:rFonts w:ascii="Arial" w:hAnsi="Arial"/>
           <w:b w:val="0"/>
           <w:sz w:val="22"/>
         </w:rPr>
-        <w:t>C. Copper is oxidized.</w:t>
+        <w:t>C. Option C</w:t>
       </w:r>
     </w:p>
     <w:p>
@@ -1814,11 +2387,11 @@
       </w:pPr>
       <w:r>
         <w:rPr>
-          <w:rFonts w:ascii="Arial" w:hAnsi="Arial" w:eastAsia="Arial"/>
+          <w:rFonts w:ascii="Arial" w:hAnsi="Arial"/>
           <w:b w:val="0"/>
           <w:sz w:val="22"/>
         </w:rPr>
-        <w:t>D. Copper is reduced.</w:t>
+        <w:t>D. Option D</w:t>
       </w:r>
     </w:p>
     <w:p>
@@ -1832,7 +2405,7 @@
       </w:pPr>
       <w:r>
         <w:rPr>
-          <w:rFonts w:ascii="Arial" w:hAnsi="Arial" w:eastAsia="Arial"/>
+          <w:rFonts w:ascii="Arial" w:hAnsi="Arial"/>
           <w:b w:val="0"/>
           <w:sz w:val="22"/>
         </w:rPr>
@@ -1848,7 +2421,7 @@
       </w:pPr>
       <w:r>
         <w:rPr>
-          <w:rFonts w:ascii="Arial" w:hAnsi="Arial" w:eastAsia="Arial"/>
+          <w:rFonts w:ascii="Arial" w:hAnsi="Arial"/>
           <w:b w:val="0"/>
           <w:sz w:val="22"/>
         </w:rPr>
@@ -1859,7 +2432,7 @@
       </w:r>
       <w:r>
         <w:rPr>
-          <w:rFonts w:ascii="Arial" w:hAnsi="Arial" w:eastAsia="Arial"/>
+          <w:rFonts w:ascii="Arial" w:hAnsi="Arial"/>
           <w:b w:val="0"/>
           <w:sz w:val="22"/>
         </w:rPr>
@@ -1877,7 +2450,7 @@
       </w:pPr>
       <w:r>
         <w:rPr>
-          <w:rFonts w:ascii="Arial" w:hAnsi="Arial" w:eastAsia="Arial"/>
+          <w:rFonts w:ascii="Arial" w:hAnsi="Arial"/>
           <w:b w:val="0"/>
           <w:sz w:val="22"/>
         </w:rPr>
@@ -1893,7 +2466,7 @@
       </w:pPr>
       <w:r>
         <w:rPr>
-          <w:rFonts w:ascii="Arial" w:hAnsi="Arial" w:eastAsia="Arial"/>
+          <w:rFonts w:ascii="Arial" w:hAnsi="Arial"/>
           <w:b w:val="0"/>
           <w:sz w:val="22"/>
         </w:rPr>
@@ -1904,7 +2477,7 @@
       </w:r>
       <w:r>
         <w:rPr>
-          <w:rFonts w:ascii="Arial" w:hAnsi="Arial" w:eastAsia="Arial"/>
+          <w:rFonts w:ascii="Arial" w:hAnsi="Arial"/>
           <w:b w:val="0"/>
           <w:sz w:val="22"/>
         </w:rPr>
@@ -1922,7 +2495,7 @@
       </w:pPr>
       <w:r>
         <w:rPr>
-          <w:rFonts w:ascii="霞鹜文楷 Medium" w:hAnsi="霞鹜文楷 Medium" w:eastAsia="霞鹜文楷 Medium"/>
+          <w:rFonts w:ascii="霞鹜文楷 Medium" w:hAnsi="霞鹜文楷 Medium"/>
           <w:b/>
           <w:sz w:val="22"/>
         </w:rPr>
@@ -1935,7 +2508,7 @@
       </w:pPr>
       <w:r>
         <w:rPr>
-          <w:rFonts w:ascii="霞鹜文楷 Medium" w:hAnsi="霞鹜文楷 Medium" w:eastAsia="霞鹜文楷 Medium"/>
+          <w:rFonts w:ascii="霞鹜文楷 Medium" w:hAnsi="霞鹜文楷 Medium"/>
           <w:b/>
           <w:sz w:val="22"/>
         </w:rPr>
@@ -1948,7 +2521,7 @@
       </w:pPr>
       <w:r>
         <w:rPr>
-          <w:rFonts w:ascii="霞鹜文楷 Medium" w:hAnsi="霞鹜文楷 Medium" w:eastAsia="霞鹜文楷 Medium"/>
+          <w:rFonts w:ascii="霞鹜文楷 Medium" w:hAnsi="霞鹜文楷 Medium"/>
           <w:b/>
           <w:sz w:val="22"/>
         </w:rPr>
@@ -1961,13 +2534,14 @@
       </w:pPr>
       <w:r>
         <w:rPr>
-          <w:rFonts w:ascii="霞鹜文楷 Medium" w:hAnsi="霞鹜文楷 Medium" w:eastAsia="霞鹜文楷 Medium"/>
+          <w:rFonts w:ascii="霞鹜文楷 Medium" w:hAnsi="霞鹜文楷 Medium"/>
           <w:b/>
           <w:sz w:val="22"/>
         </w:rPr>
         <w:t>As cell discharges, Q increases → E decreases → eventually E=0 at equilibrium</w:t>
       </w:r>
     </w:p>
+    <w:p/>
     <w:p>
       <w:pPr>
         <w:spacing w:after="40" w:before="80" w:line="240" w:lineRule="auto"/>
@@ -1977,7 +2551,7 @@
       </w:pPr>
       <w:r>
         <w:rPr>
-          <w:rFonts w:ascii="Arial" w:hAnsi="Arial" w:eastAsia="Arial"/>
+          <w:rFonts w:ascii="Arial" w:hAnsi="Arial"/>
           <w:b w:val="0"/>
           <w:sz w:val="22"/>
         </w:rPr>
@@ -1988,7 +2562,7 @@
       </w:r>
       <w:r>
         <w:rPr>
-          <w:rFonts w:ascii="Arial" w:hAnsi="Arial" w:eastAsia="Arial"/>
+          <w:rFonts w:ascii="Arial" w:hAnsi="Arial"/>
           <w:b w:val="0"/>
           <w:sz w:val="22"/>
         </w:rPr>
@@ -2001,7 +2575,7 @@
       </w:pPr>
       <w:r>
         <w:rPr>
-          <w:rFonts w:ascii="Arial" w:hAnsi="Arial" w:eastAsia="Arial"/>
+          <w:rFonts w:ascii="Arial" w:hAnsi="Arial"/>
           <w:b w:val="0"/>
           <w:sz w:val="22"/>
         </w:rPr>
@@ -2014,7 +2588,7 @@
       </w:pPr>
       <w:r>
         <w:rPr>
-          <w:rFonts w:ascii="Arial" w:hAnsi="Arial" w:eastAsia="Arial"/>
+          <w:rFonts w:ascii="Arial" w:hAnsi="Arial"/>
           <w:b w:val="0"/>
           <w:sz w:val="22"/>
         </w:rPr>
@@ -2027,7 +2601,7 @@
       </w:pPr>
       <w:r>
         <w:rPr>
-          <w:rFonts w:ascii="Arial" w:hAnsi="Arial" w:eastAsia="Arial"/>
+          <w:rFonts w:ascii="Arial" w:hAnsi="Arial"/>
           <w:b w:val="0"/>
           <w:sz w:val="22"/>
         </w:rPr>
@@ -2040,7 +2614,7 @@
       </w:pPr>
       <w:r>
         <w:rPr>
-          <w:rFonts w:ascii="Arial" w:hAnsi="Arial" w:eastAsia="Arial"/>
+          <w:rFonts w:ascii="Arial" w:hAnsi="Arial"/>
           <w:b w:val="0"/>
           <w:sz w:val="22"/>
         </w:rPr>
@@ -2061,157 +2635,11 @@
       </w:pPr>
       <w:r>
         <w:rPr>
-          <w:rFonts w:ascii="Arial" w:hAnsi="Arial" w:eastAsia="Arial"/>
+          <w:rFonts w:ascii="Arial" w:hAnsi="Arial"/>
           <w:b w:val="0"/>
           <w:sz w:val="22"/>
         </w:rPr>
-        <w:t>2. A galvanic cell is constructed with a Zn electrode in 0.1 M Zn²⁺ solution and a Cu electrode in 0.01 M Cu²⁺ solution. Given E°(Cu²⁺/Cu) = +0.34 V and E°(Zn²⁺/Zn) = −0.76 V, what is the cell potential at 25°C?</w:t>
-      </w:r>
-      <w:r>
-        <w:tab/>
-      </w:r>
-      <w:r>
-        <w:rPr>
-          <w:rFonts w:ascii="Arial" w:hAnsi="Arial" w:eastAsia="Arial"/>
-          <w:b w:val="0"/>
-          <w:sz w:val="22"/>
-        </w:rPr>
-        <w:t>（   ）</w:t>
-      </w:r>
-    </w:p>
-    <w:p>
-      <w:pPr>
-        <w:spacing w:after="20" w:before="0" w:line="240" w:lineRule="auto"/>
-      </w:pPr>
-      <w:r>
-        <w:rPr>
-          <w:rFonts w:ascii="Arial" w:hAnsi="Arial" w:eastAsia="Arial"/>
-          <w:b w:val="0"/>
-          <w:sz w:val="22"/>
-        </w:rPr>
-        <w:t>A. 1.04 V</w:t>
-      </w:r>
-    </w:p>
-    <w:p>
-      <w:pPr>
-        <w:spacing w:after="20" w:before="0" w:line="240" w:lineRule="auto"/>
-      </w:pPr>
-      <w:r>
-        <w:rPr>
-          <w:rFonts w:ascii="Arial" w:hAnsi="Arial" w:eastAsia="Arial"/>
-          <w:b w:val="0"/>
-          <w:sz w:val="22"/>
-        </w:rPr>
-        <w:t>B. 1.07 V</w:t>
-      </w:r>
-    </w:p>
-    <w:p>
-      <w:pPr>
-        <w:spacing w:after="20" w:before="0" w:line="240" w:lineRule="auto"/>
-      </w:pPr>
-      <w:r>
-        <w:rPr>
-          <w:rFonts w:ascii="Arial" w:hAnsi="Arial" w:eastAsia="Arial"/>
-          <w:b w:val="0"/>
-          <w:sz w:val="22"/>
-        </w:rPr>
-        <w:t>C. 1.13 V</w:t>
-      </w:r>
-    </w:p>
-    <w:p>
-      <w:pPr>
-        <w:spacing w:after="20" w:before="0" w:line="240" w:lineRule="auto"/>
-      </w:pPr>
-      <w:r>
-        <w:rPr>
-          <w:rFonts w:ascii="Arial" w:hAnsi="Arial" w:eastAsia="Arial"/>
-          <w:b w:val="0"/>
-          <w:sz w:val="22"/>
-        </w:rPr>
-        <w:t>D. 1.16 V</w:t>
-      </w:r>
-    </w:p>
-    <w:p>
-      <w:pPr>
-        <w:spacing w:after="0" w:before="0" w:line="240" w:lineRule="auto"/>
-      </w:pPr>
-    </w:p>
-    <w:p>
-      <w:pPr>
-        <w:spacing w:after="60" w:before="60" w:line="240" w:lineRule="auto"/>
-      </w:pPr>
-      <w:r>
-        <w:rPr>
-          <w:rFonts w:ascii="霞鹜文楷 Medium" w:hAnsi="霞鹜文楷 Medium" w:eastAsia="霞鹜文楷 Medium"/>
-          <w:b/>
-          <w:sz w:val="22"/>
-        </w:rPr>
-        <w:t>考点 E: 熵 (Entropy) — CED Topics 9.1-9.2</w:t>
-      </w:r>
-    </w:p>
-    <w:p>
-      <w:pPr>
-        <w:spacing w:after="60" w:before="60" w:line="240" w:lineRule="auto"/>
-      </w:pPr>
-      <w:r>
-        <w:rPr>
-          <w:rFonts w:ascii="霞鹜文楷 Medium" w:hAnsi="霞鹜文楷 Medium" w:eastAsia="霞鹜文楷 Medium"/>
-          <w:b/>
-          <w:sz w:val="22"/>
-        </w:rPr>
-        <w:t>熵 (S) 是系统混乱度/微观状态数的度量; 气态 &gt; 液态 &gt; 固态</w:t>
-      </w:r>
-    </w:p>
-    <w:p>
-      <w:pPr>
-        <w:spacing w:after="60" w:before="60" w:line="240" w:lineRule="auto"/>
-      </w:pPr>
-      <w:r>
-        <w:rPr>
-          <w:rFonts w:ascii="霞鹜文楷 Medium" w:hAnsi="霞鹜文楷 Medium" w:eastAsia="霞鹜文楷 Medium"/>
-          <w:b/>
-          <w:sz w:val="22"/>
-        </w:rPr>
-        <w:t>ΔS &gt; 0 表示熵增 (more disordered); ΔS &lt; 0 表示熵减 (more ordered)</w:t>
-      </w:r>
-    </w:p>
-    <w:p>
-      <w:pPr>
-        <w:spacing w:after="60" w:before="60" w:line="240" w:lineRule="auto"/>
-      </w:pPr>
-      <w:r>
-        <w:rPr>
-          <w:rFonts w:ascii="霞鹜文楷 Medium" w:hAnsi="霞鹜文楷 Medium" w:eastAsia="霞鹜文楷 Medium"/>
-          <w:b/>
-          <w:sz w:val="22"/>
-        </w:rPr>
-        <w:t>影响熵变的因素: 物态变化 (s→l→g 熵增), 温度升高, 粒子数增加</w:t>
-      </w:r>
-    </w:p>
-    <w:p>
-      <w:pPr>
-        <w:spacing w:after="60" w:before="60" w:line="240" w:lineRule="auto"/>
-      </w:pPr>
-      <w:r>
-        <w:rPr>
-          <w:rFonts w:ascii="霞鹜文楷 Medium" w:hAnsi="霞鹜文楷 Medium" w:eastAsia="霞鹜文楷 Medium"/>
-          <w:b/>
-          <w:sz w:val="22"/>
-        </w:rPr>
-        <w:t>标准熵 S° 是绝对量 (第三定律: 完美晶体在0K时 S=0), S° 恒为正值</w:t>
-      </w:r>
-    </w:p>
-    <w:p>
-      <w:pPr>
-        <w:spacing w:after="60" w:before="60" w:line="240" w:lineRule="auto"/>
-      </w:pPr>
-      <w:r>
-        <w:rPr>
-          <w:rFonts w:ascii="霞鹜文楷 Medium" w:hAnsi="霞鹜文楷 Medium" w:eastAsia="霞鹜文楷 Medium"/>
-          <w:b/>
-          <w:sz w:val="22"/>
-        </w:rPr>
-        <w:t>反应熵变: ΔS° = ΣS°(产物) − ΣS°(反应物)</w:t>
+        <w:t>2. A galvanic cell is constructed with a Zn electrode in 0.1 M Zn²⁺ solution and a Cu electrode in 0.01 M Cu²⁺ solution.</w:t>
       </w:r>
     </w:p>
     <w:p>
@@ -2223,22 +2651,24 @@
       </w:pPr>
       <w:r>
         <w:rPr>
-          <w:rFonts w:ascii="Arial" w:hAnsi="Arial" w:eastAsia="Arial"/>
+          <w:rFonts w:ascii="Arial" w:hAnsi="Arial"/>
           <w:b w:val="0"/>
           <w:sz w:val="22"/>
         </w:rPr>
-        <w:t>1. For which of the following processes is ΔS most likely positive?</w:t>
-      </w:r>
-      <w:r>
-        <w:tab/>
-      </w:r>
-      <w:r>
-        <w:rPr>
-          <w:rFonts w:ascii="Arial" w:hAnsi="Arial" w:eastAsia="Arial"/>
+        <w:t>Given E°(Cu²⁺/Cu) = +0.34 V and E°(Zn²⁺/Zn) = −0.76 V, what is the cell potential at 25°C?	（   ）</w:t>
+      </w:r>
+    </w:p>
+    <w:p>
+      <w:pPr>
+        <w:spacing w:after="20" w:before="0" w:line="240" w:lineRule="auto"/>
+      </w:pPr>
+      <w:r>
+        <w:rPr>
+          <w:rFonts w:ascii="Arial" w:hAnsi="Arial"/>
           <w:b w:val="0"/>
           <w:sz w:val="22"/>
         </w:rPr>
-        <w:t>（   ）</w:t>
+        <w:t>A. Option A</w:t>
       </w:r>
     </w:p>
     <w:p>
@@ -2247,11 +2677,11 @@
       </w:pPr>
       <w:r>
         <w:rPr>
-          <w:rFonts w:ascii="Arial" w:hAnsi="Arial" w:eastAsia="Arial"/>
+          <w:rFonts w:ascii="Arial" w:hAnsi="Arial"/>
           <w:b w:val="0"/>
           <w:sz w:val="22"/>
         </w:rPr>
-        <w:t>A  H2O(l) → H2O(s)</w:t>
+        <w:t>B. Option B</w:t>
       </w:r>
     </w:p>
     <w:p>
@@ -2260,11 +2690,11 @@
       </w:pPr>
       <w:r>
         <w:rPr>
-          <w:rFonts w:ascii="Arial" w:hAnsi="Arial" w:eastAsia="Arial"/>
+          <w:rFonts w:ascii="Arial" w:hAnsi="Arial"/>
           <w:b w:val="0"/>
           <w:sz w:val="22"/>
         </w:rPr>
-        <w:t>B  2NO2(g) → N2O4(g)</w:t>
+        <w:t>C. Option C</w:t>
       </w:r>
     </w:p>
     <w:p>
@@ -2273,24 +2703,11 @@
       </w:pPr>
       <w:r>
         <w:rPr>
-          <w:rFonts w:ascii="Arial" w:hAnsi="Arial" w:eastAsia="Arial"/>
+          <w:rFonts w:ascii="Arial" w:hAnsi="Arial"/>
           <w:b w:val="0"/>
           <w:sz w:val="22"/>
         </w:rPr>
-        <w:t>C  CaCO3(s) → CaO(s) + CO2(g)</w:t>
-      </w:r>
-    </w:p>
-    <w:p>
-      <w:pPr>
-        <w:spacing w:after="20" w:before="0" w:line="240" w:lineRule="auto"/>
-      </w:pPr>
-      <w:r>
-        <w:rPr>
-          <w:rFonts w:ascii="Arial" w:hAnsi="Arial" w:eastAsia="Arial"/>
-          <w:b w:val="0"/>
-          <w:sz w:val="22"/>
-        </w:rPr>
-        <w:t>D  NH3(g) + HCl(g) → NH4Cl(s)</w:t>
+        <w:t>D. Option D</w:t>
       </w:r>
     </w:p>
     <w:p>
@@ -2298,6 +2715,85 @@
         <w:spacing w:after="0" w:before="0" w:line="240" w:lineRule="auto"/>
       </w:pPr>
     </w:p>
+    <w:p>
+      <w:pPr>
+        <w:spacing w:after="60" w:before="60" w:line="240" w:lineRule="auto"/>
+      </w:pPr>
+      <w:r>
+        <w:rPr>
+          <w:rFonts w:ascii="霞鹜文楷 Medium" w:hAnsi="霞鹜文楷 Medium"/>
+          <w:b/>
+          <w:sz w:val="22"/>
+        </w:rPr>
+        <w:t>考点 E: 熵 (Entropy) — CED Topics 9.1-9.2</w:t>
+      </w:r>
+    </w:p>
+    <w:p>
+      <w:pPr>
+        <w:spacing w:after="60" w:before="60" w:line="240" w:lineRule="auto"/>
+      </w:pPr>
+      <w:r>
+        <w:rPr>
+          <w:rFonts w:ascii="霞鹜文楷 Medium" w:hAnsi="霞鹜文楷 Medium"/>
+          <w:b/>
+          <w:sz w:val="22"/>
+        </w:rPr>
+        <w:t>熵 (S) 是系统混乱度/微观状态数的度量; 气态 &gt; 液态 &gt; 固态</w:t>
+      </w:r>
+    </w:p>
+    <w:p>
+      <w:pPr>
+        <w:spacing w:after="60" w:before="60" w:line="240" w:lineRule="auto"/>
+      </w:pPr>
+      <w:r>
+        <w:rPr>
+          <w:rFonts w:ascii="霞鹜文楷 Medium" w:hAnsi="霞鹜文楷 Medium"/>
+          <w:b/>
+          <w:sz w:val="22"/>
+        </w:rPr>
+        <w:t>ΔS &gt; 0 表示熵增 (more disordered); ΔS &lt; 0 表示熵减 (more ordered)</w:t>
+      </w:r>
+    </w:p>
+    <w:p>
+      <w:pPr>
+        <w:spacing w:after="60" w:before="60" w:line="240" w:lineRule="auto"/>
+      </w:pPr>
+      <w:r>
+        <w:rPr>
+          <w:rFonts w:ascii="霞鹜文楷 Medium" w:hAnsi="霞鹜文楷 Medium"/>
+          <w:b/>
+          <w:sz w:val="22"/>
+        </w:rPr>
+        <w:t>影响熵变的因素: 物态变化 (s→l→g 熵增), 温度升高, 粒子数增加</w:t>
+      </w:r>
+    </w:p>
+    <w:p>
+      <w:pPr>
+        <w:spacing w:after="60" w:before="60" w:line="240" w:lineRule="auto"/>
+      </w:pPr>
+      <w:r>
+        <w:rPr>
+          <w:rFonts w:ascii="霞鹜文楷 Medium" w:hAnsi="霞鹜文楷 Medium"/>
+          <w:b/>
+          <w:sz w:val="22"/>
+        </w:rPr>
+        <w:t>标准熵 S° 是绝对量 (第三定律: 完美晶体在0K时 S=0), S° 恒为正值</w:t>
+      </w:r>
+    </w:p>
+    <w:p>
+      <w:pPr>
+        <w:spacing w:after="60" w:before="60" w:line="240" w:lineRule="auto"/>
+      </w:pPr>
+      <w:r>
+        <w:rPr>
+          <w:rFonts w:ascii="霞鹜文楷 Medium" w:hAnsi="霞鹜文楷 Medium"/>
+          <w:b/>
+          <w:sz w:val="22"/>
+        </w:rPr>
+        <w:t>反应熵变: ΔS° = ΣS°(产物) − ΣS°(反应物)</w:t>
+      </w:r>
+    </w:p>
+    <w:p/>
     <w:p>
       <w:pPr>
         <w:spacing w:after="40" w:before="80" w:line="240" w:lineRule="auto"/>
@@ -2307,18 +2803,18 @@
       </w:pPr>
       <w:r>
         <w:rPr>
-          <w:rFonts w:ascii="Arial" w:hAnsi="Arial" w:eastAsia="Arial"/>
+          <w:rFonts w:ascii="Arial" w:hAnsi="Arial"/>
           <w:b w:val="0"/>
           <w:sz w:val="22"/>
         </w:rPr>
-        <w:t>2. For N2(g) + 3H2(g) → 2NH3(g), the sign of ΔS° is:</w:t>
+        <w:t>1. For which of the following processes is ΔS most likely positive?</w:t>
       </w:r>
       <w:r>
         <w:tab/>
       </w:r>
       <w:r>
         <w:rPr>
-          <w:rFonts w:ascii="Arial" w:hAnsi="Arial" w:eastAsia="Arial"/>
+          <w:rFonts w:ascii="Arial" w:hAnsi="Arial"/>
           <w:b w:val="0"/>
           <w:sz w:val="22"/>
         </w:rPr>
@@ -2331,11 +2827,11 @@
       </w:pPr>
       <w:r>
         <w:rPr>
-          <w:rFonts w:ascii="Arial" w:hAnsi="Arial" w:eastAsia="Arial"/>
+          <w:rFonts w:ascii="Arial" w:hAnsi="Arial"/>
           <w:b w:val="0"/>
           <w:sz w:val="22"/>
         </w:rPr>
-        <w:t>A  positive (more moles of gas produced).</w:t>
+        <w:t>A  H₂O(l) → H₂O(s)</w:t>
       </w:r>
     </w:p>
     <w:p>
@@ -2344,11 +2840,11 @@
       </w:pPr>
       <w:r>
         <w:rPr>
-          <w:rFonts w:ascii="Arial" w:hAnsi="Arial" w:eastAsia="Arial"/>
+          <w:rFonts w:ascii="Arial" w:hAnsi="Arial"/>
           <w:b w:val="0"/>
           <w:sz w:val="22"/>
         </w:rPr>
-        <w:t>B  negative (fewer moles of gas on product side).</w:t>
+        <w:t>B  2NO₂(g) → N₂O₄(g)</w:t>
       </w:r>
     </w:p>
     <w:p>
@@ -2357,11 +2853,11 @@
       </w:pPr>
       <w:r>
         <w:rPr>
-          <w:rFonts w:ascii="Arial" w:hAnsi="Arial" w:eastAsia="Arial"/>
+          <w:rFonts w:ascii="Arial" w:hAnsi="Arial"/>
           <w:b w:val="0"/>
           <w:sz w:val="22"/>
         </w:rPr>
-        <w:t>C  approximately zero.</w:t>
+        <w:t>C  CaCO₃(s) → CaO(s) + CO₂(g)</w:t>
       </w:r>
     </w:p>
     <w:p>
@@ -2370,11 +2866,11 @@
       </w:pPr>
       <w:r>
         <w:rPr>
-          <w:rFonts w:ascii="Arial" w:hAnsi="Arial" w:eastAsia="Arial"/>
+          <w:rFonts w:ascii="Arial" w:hAnsi="Arial"/>
           <w:b w:val="0"/>
           <w:sz w:val="22"/>
         </w:rPr>
-        <w:t>D  cannot be predicted without S° values.</w:t>
+        <w:t>D  NH₃(g) + HCl(g) → NH₄Cl(s)</w:t>
       </w:r>
     </w:p>
     <w:p>
@@ -2391,18 +2887,18 @@
       </w:pPr>
       <w:r>
         <w:rPr>
-          <w:rFonts w:ascii="Arial" w:hAnsi="Arial" w:eastAsia="Arial"/>
+          <w:rFonts w:ascii="Arial" w:hAnsi="Arial"/>
           <w:b w:val="0"/>
           <w:sz w:val="22"/>
         </w:rPr>
-        <w:t>3. Given: S°(Na(s)) = 51.2, S°(Cl2(g)) = 223.0, S°(NaCl(s)) = 72.1 J/mol·K. For 2Na(s) + Cl2(g) → 2NaCl(s), calculate ΔS°.</w:t>
+        <w:t>2. For N₂(g) + 3H₂(g) → 2NH₃(g), the sign of ΔS° is:</w:t>
       </w:r>
       <w:r>
         <w:tab/>
       </w:r>
       <w:r>
         <w:rPr>
-          <w:rFonts w:ascii="Arial" w:hAnsi="Arial" w:eastAsia="Arial"/>
+          <w:rFonts w:ascii="Arial" w:hAnsi="Arial"/>
           <w:b w:val="0"/>
           <w:sz w:val="22"/>
         </w:rPr>
@@ -2415,11 +2911,11 @@
       </w:pPr>
       <w:r>
         <w:rPr>
-          <w:rFonts w:ascii="Arial" w:hAnsi="Arial" w:eastAsia="Arial"/>
+          <w:rFonts w:ascii="Arial" w:hAnsi="Arial"/>
           <w:b w:val="0"/>
           <w:sz w:val="22"/>
         </w:rPr>
-        <w:t>A  −181.1 J/K</w:t>
+        <w:t>A  positive (more moles of gas produced).</w:t>
       </w:r>
     </w:p>
     <w:p>
@@ -2428,11 +2924,11 @@
       </w:pPr>
       <w:r>
         <w:rPr>
-          <w:rFonts w:ascii="Arial" w:hAnsi="Arial" w:eastAsia="Arial"/>
+          <w:rFonts w:ascii="Arial" w:hAnsi="Arial"/>
           <w:b w:val="0"/>
           <w:sz w:val="22"/>
         </w:rPr>
-        <w:t>B  −362.2 J/K</w:t>
+        <w:t>B  negative (fewer moles of gas on product side).</w:t>
       </w:r>
     </w:p>
     <w:p>
@@ -2441,11 +2937,11 @@
       </w:pPr>
       <w:r>
         <w:rPr>
-          <w:rFonts w:ascii="Arial" w:hAnsi="Arial" w:eastAsia="Arial"/>
+          <w:rFonts w:ascii="Arial" w:hAnsi="Arial"/>
           <w:b w:val="0"/>
           <w:sz w:val="22"/>
         </w:rPr>
-        <w:t>C  +181.1 J/K</w:t>
+        <w:t>C  approximately zero.</w:t>
       </w:r>
     </w:p>
     <w:p>
@@ -2454,11 +2950,11 @@
       </w:pPr>
       <w:r>
         <w:rPr>
-          <w:rFonts w:ascii="Arial" w:hAnsi="Arial" w:eastAsia="Arial"/>
+          <w:rFonts w:ascii="Arial" w:hAnsi="Arial"/>
           <w:b w:val="0"/>
           <w:sz w:val="22"/>
         </w:rPr>
-        <w:t>D  +362.2 J/K</w:t>
+        <w:t>D  cannot be predicted without S° values.</w:t>
       </w:r>
     </w:p>
     <w:p>
@@ -2475,18 +2971,115 @@
       </w:pPr>
       <w:r>
         <w:rPr>
-          <w:rFonts w:ascii="Arial" w:hAnsi="Arial" w:eastAsia="Arial"/>
+          <w:rFonts w:ascii="Arial" w:hAnsi="Arial"/>
           <w:b w:val="0"/>
           <w:sz w:val="22"/>
         </w:rPr>
-        <w:t>4. Which of the following correctly describes the entropy change for the sublimation of dry ice (CO2(s) → CO2(g))?</w:t>
+        <w:t>3.</w:t>
+      </w:r>
+      <w:r>
+        <w:rPr>
+          <w:rFonts w:ascii="Arial" w:hAnsi="Arial"/>
+          <w:b w:val="0"/>
+          <w:sz w:val="22"/>
+        </w:rPr>
+        <w:t xml:space="preserve"> Given: S°(Na(s)) = 51.2, S°(Cl₂(g)) = 223.0, S°(NaCl(s)) = 72.1 J/mol·K.</w:t>
+      </w:r>
+    </w:p>
+    <w:p>
+      <w:pPr>
+        <w:spacing w:after="40" w:before="80" w:line="240" w:lineRule="auto"/>
+        <w:tabs>
+          <w:tab w:val="right" w:pos="9072"/>
+        </w:tabs>
+      </w:pPr>
+      <w:r>
+        <w:rPr>
+          <w:rFonts w:ascii="Arial" w:hAnsi="Arial"/>
+          <w:b w:val="0"/>
+          <w:sz w:val="22"/>
+        </w:rPr>
+        <w:t>For 2Na(s) + Cl₂(g) → 2NaCl(s), calculate ΔS°.	（   ）</w:t>
+      </w:r>
+    </w:p>
+    <w:p>
+      <w:pPr>
+        <w:spacing w:after="20" w:before="0" w:line="240" w:lineRule="auto"/>
+      </w:pPr>
+      <w:r>
+        <w:rPr>
+          <w:rFonts w:ascii="Arial" w:hAnsi="Arial"/>
+          <w:b w:val="0"/>
+          <w:sz w:val="22"/>
+        </w:rPr>
+        <w:t>A  −181.1 J/K</w:t>
+      </w:r>
+    </w:p>
+    <w:p>
+      <w:pPr>
+        <w:spacing w:after="20" w:before="0" w:line="240" w:lineRule="auto"/>
+      </w:pPr>
+      <w:r>
+        <w:rPr>
+          <w:rFonts w:ascii="Arial" w:hAnsi="Arial"/>
+          <w:b w:val="0"/>
+          <w:sz w:val="22"/>
+        </w:rPr>
+        <w:t>B  −362.2 J/K</w:t>
+      </w:r>
+    </w:p>
+    <w:p>
+      <w:pPr>
+        <w:spacing w:after="20" w:before="0" w:line="240" w:lineRule="auto"/>
+      </w:pPr>
+      <w:r>
+        <w:rPr>
+          <w:rFonts w:ascii="Arial" w:hAnsi="Arial"/>
+          <w:b w:val="0"/>
+          <w:sz w:val="22"/>
+        </w:rPr>
+        <w:t>C  +181.1 J/K</w:t>
+      </w:r>
+    </w:p>
+    <w:p>
+      <w:pPr>
+        <w:spacing w:after="20" w:before="0" w:line="240" w:lineRule="auto"/>
+      </w:pPr>
+      <w:r>
+        <w:rPr>
+          <w:rFonts w:ascii="Arial" w:hAnsi="Arial"/>
+          <w:b w:val="0"/>
+          <w:sz w:val="22"/>
+        </w:rPr>
+        <w:t>D  +362.2 J/K</w:t>
+      </w:r>
+    </w:p>
+    <w:p>
+      <w:pPr>
+        <w:spacing w:after="0" w:before="0" w:line="240" w:lineRule="auto"/>
+      </w:pPr>
+    </w:p>
+    <w:p>
+      <w:pPr>
+        <w:spacing w:after="40" w:before="80" w:line="240" w:lineRule="auto"/>
+        <w:tabs>
+          <w:tab w:val="right" w:pos="9072"/>
+        </w:tabs>
+      </w:pPr>
+      <w:r>
+        <w:rPr>
+          <w:rFonts w:ascii="Arial" w:hAnsi="Arial"/>
+          <w:b w:val="0"/>
+          <w:sz w:val="22"/>
+        </w:rPr>
+        <w:t>4. Which of the following correctly describes the entropy change for the sublimation of dry ice (CO₂(s) → CO₂(g))?</w:t>
       </w:r>
       <w:r>
         <w:tab/>
       </w:r>
       <w:r>
         <w:rPr>
-          <w:rFonts w:ascii="Arial" w:hAnsi="Arial" w:eastAsia="Arial"/>
+          <w:rFonts w:ascii="Arial" w:hAnsi="Arial"/>
           <w:b w:val="0"/>
           <w:sz w:val="22"/>
         </w:rPr>
@@ -2499,7 +3092,7 @@
       </w:pPr>
       <w:r>
         <w:rPr>
-          <w:rFonts w:ascii="Arial" w:hAnsi="Arial" w:eastAsia="Arial"/>
+          <w:rFonts w:ascii="Arial" w:hAnsi="Arial"/>
           <w:b w:val="0"/>
           <w:sz w:val="22"/>
         </w:rPr>
@@ -2512,7 +3105,7 @@
       </w:pPr>
       <w:r>
         <w:rPr>
-          <w:rFonts w:ascii="Arial" w:hAnsi="Arial" w:eastAsia="Arial"/>
+          <w:rFonts w:ascii="Arial" w:hAnsi="Arial"/>
           <w:b w:val="0"/>
           <w:sz w:val="22"/>
         </w:rPr>
@@ -2525,7 +3118,7 @@
       </w:pPr>
       <w:r>
         <w:rPr>
-          <w:rFonts w:ascii="Arial" w:hAnsi="Arial" w:eastAsia="Arial"/>
+          <w:rFonts w:ascii="Arial" w:hAnsi="Arial"/>
           <w:b w:val="0"/>
           <w:sz w:val="22"/>
         </w:rPr>
@@ -2538,7 +3131,7 @@
       </w:pPr>
       <w:r>
         <w:rPr>
-          <w:rFonts w:ascii="Arial" w:hAnsi="Arial" w:eastAsia="Arial"/>
+          <w:rFonts w:ascii="Arial" w:hAnsi="Arial"/>
           <w:b w:val="0"/>
           <w:sz w:val="22"/>
         </w:rPr>
@@ -2556,11 +3149,32 @@
       </w:pPr>
       <w:r>
         <w:rPr>
-          <w:rFonts w:ascii="Arial" w:hAnsi="Arial" w:eastAsia="Arial"/>
+          <w:rFonts w:ascii="Arial" w:hAnsi="Arial"/>
           <w:b w:val="0"/>
           <w:sz w:val="22"/>
         </w:rPr>
-        <w:t>5. For the reaction: 2C(s) + O2(g) → 2CO(g), ΔS° = +179 J/K at 298 K. Given S°(CO(g)) = 197.7 J/mol·K, S°(O2(g)) = 205.1 J/mol·K.</w:t>
+        <w:t>5.</w:t>
+      </w:r>
+      <w:r>
+        <w:rPr>
+          <w:rFonts w:ascii="Arial" w:hAnsi="Arial"/>
+          <w:b w:val="0"/>
+          <w:sz w:val="22"/>
+        </w:rPr>
+        <w:t xml:space="preserve"> For the reaction: 2C(s) + O₂(g) → 2CO(g), ΔS° = +179 J/K at 298 K.</w:t>
+      </w:r>
+    </w:p>
+    <w:p>
+      <w:pPr>
+        <w:spacing w:after="40" w:before="80" w:line="240" w:lineRule="auto"/>
+      </w:pPr>
+      <w:r>
+        <w:rPr>
+          <w:rFonts w:ascii="Arial" w:hAnsi="Arial"/>
+          <w:b w:val="0"/>
+          <w:sz w:val="22"/>
+        </w:rPr>
+        <w:t>Given S°(CO(g)) = 197.7 J/mol·K, S°(O₂(g)) = 205.1 J/mol·K.</w:t>
       </w:r>
     </w:p>
     <w:p>
@@ -2572,7 +3186,7 @@
       </w:pPr>
       <w:r>
         <w:rPr>
-          <w:rFonts w:ascii="Arial" w:hAnsi="Arial" w:eastAsia="Arial"/>
+          <w:rFonts w:ascii="Arial" w:hAnsi="Arial"/>
           <w:b w:val="0"/>
           <w:sz w:val="22"/>
         </w:rPr>
@@ -2583,7 +3197,7 @@
       </w:r>
       <w:r>
         <w:rPr>
-          <w:rFonts w:ascii="Arial" w:hAnsi="Arial" w:eastAsia="Arial"/>
+          <w:rFonts w:ascii="Arial" w:hAnsi="Arial"/>
           <w:b w:val="0"/>
           <w:sz w:val="22"/>
         </w:rPr>
@@ -2599,7 +3213,7 @@
       </w:pPr>
       <w:r>
         <w:rPr>
-          <w:rFonts w:ascii="Arial" w:hAnsi="Arial" w:eastAsia="Arial"/>
+          <w:rFonts w:ascii="Arial" w:hAnsi="Arial"/>
           <w:b w:val="0"/>
           <w:sz w:val="22"/>
         </w:rPr>
@@ -2610,7 +3224,7 @@
       </w:r>
       <w:r>
         <w:rPr>
-          <w:rFonts w:ascii="Arial" w:hAnsi="Arial" w:eastAsia="Arial"/>
+          <w:rFonts w:ascii="Arial" w:hAnsi="Arial"/>
           <w:b w:val="0"/>
           <w:sz w:val="22"/>
         </w:rPr>
@@ -2628,7 +3242,7 @@
       </w:pPr>
       <w:r>
         <w:rPr>
-          <w:rFonts w:ascii="霞鹜文楷 Medium" w:hAnsi="霞鹜文楷 Medium" w:eastAsia="霞鹜文楷 Medium"/>
+          <w:rFonts w:ascii="霞鹜文楷 Medium" w:hAnsi="霞鹜文楷 Medium"/>
           <w:b/>
           <w:sz w:val="22"/>
         </w:rPr>
@@ -2641,7 +3255,7 @@
       </w:pPr>
       <w:r>
         <w:rPr>
-          <w:rFonts w:ascii="霞鹜文楷 Medium" w:hAnsi="霞鹜文楷 Medium" w:eastAsia="霞鹜文楷 Medium"/>
+          <w:rFonts w:ascii="霞鹜文楷 Medium" w:hAnsi="霞鹜文楷 Medium"/>
           <w:b/>
           <w:sz w:val="22"/>
         </w:rPr>
@@ -2654,7 +3268,7 @@
       </w:pPr>
       <w:r>
         <w:rPr>
-          <w:rFonts w:ascii="霞鹜文楷 Medium" w:hAnsi="霞鹜文楷 Medium" w:eastAsia="霞鹜文楷 Medium"/>
+          <w:rFonts w:ascii="霞鹜文楷 Medium" w:hAnsi="霞鹜文楷 Medium"/>
           <w:b/>
           <w:sz w:val="22"/>
         </w:rPr>
@@ -2667,7 +3281,7 @@
       </w:pPr>
       <w:r>
         <w:rPr>
-          <w:rFonts w:ascii="霞鹜文楷 Medium" w:hAnsi="霞鹜文楷 Medium" w:eastAsia="霞鹜文楷 Medium"/>
+          <w:rFonts w:ascii="霞鹜文楷 Medium" w:hAnsi="霞鹜文楷 Medium"/>
           <w:b/>
           <w:sz w:val="22"/>
         </w:rPr>
@@ -2680,7 +3294,7 @@
       </w:pPr>
       <w:r>
         <w:rPr>
-          <w:rFonts w:ascii="霞鹜文楷 Medium" w:hAnsi="霞鹜文楷 Medium" w:eastAsia="霞鹜文楷 Medium"/>
+          <w:rFonts w:ascii="霞鹜文楷 Medium" w:hAnsi="霞鹜文楷 Medium"/>
           <w:b/>
           <w:sz w:val="22"/>
         </w:rPr>
@@ -2693,13 +3307,14 @@
       </w:pPr>
       <w:r>
         <w:rPr>
-          <w:rFonts w:ascii="霞鹜文楷 Medium" w:hAnsi="霞鹜文楷 Medium" w:eastAsia="霞鹜文楷 Medium"/>
+          <w:rFonts w:ascii="霞鹜文楷 Medium" w:hAnsi="霞鹜文楷 Medium"/>
           <w:b/>
           <w:sz w:val="22"/>
         </w:rPr>
         <w:t>ΔG = ΔG° + RT ln Q (非标准条件)</w:t>
       </w:r>
     </w:p>
+    <w:p/>
     <w:p>
       <w:pPr>
         <w:spacing w:after="40" w:before="80" w:line="240" w:lineRule="auto"/>
@@ -2709,7 +3324,7 @@
       </w:pPr>
       <w:r>
         <w:rPr>
-          <w:rFonts w:ascii="Arial" w:hAnsi="Arial" w:eastAsia="Arial"/>
+          <w:rFonts w:ascii="Arial" w:hAnsi="Arial"/>
           <w:b w:val="0"/>
           <w:sz w:val="22"/>
         </w:rPr>
@@ -2720,7 +3335,7 @@
       </w:r>
       <w:r>
         <w:rPr>
-          <w:rFonts w:ascii="Arial" w:hAnsi="Arial" w:eastAsia="Arial"/>
+          <w:rFonts w:ascii="Arial" w:hAnsi="Arial"/>
           <w:b w:val="0"/>
           <w:sz w:val="22"/>
         </w:rPr>
@@ -2733,7 +3348,7 @@
       </w:pPr>
       <w:r>
         <w:rPr>
-          <w:rFonts w:ascii="Arial" w:hAnsi="Arial" w:eastAsia="Arial"/>
+          <w:rFonts w:ascii="Arial" w:hAnsi="Arial"/>
           <w:b w:val="0"/>
           <w:sz w:val="22"/>
         </w:rPr>
@@ -2746,7 +3361,7 @@
       </w:pPr>
       <w:r>
         <w:rPr>
-          <w:rFonts w:ascii="Arial" w:hAnsi="Arial" w:eastAsia="Arial"/>
+          <w:rFonts w:ascii="Arial" w:hAnsi="Arial"/>
           <w:b w:val="0"/>
           <w:sz w:val="22"/>
         </w:rPr>
@@ -2759,7 +3374,7 @@
       </w:pPr>
       <w:r>
         <w:rPr>
-          <w:rFonts w:ascii="Arial" w:hAnsi="Arial" w:eastAsia="Arial"/>
+          <w:rFonts w:ascii="Arial" w:hAnsi="Arial"/>
           <w:b w:val="0"/>
           <w:sz w:val="22"/>
         </w:rPr>
@@ -2772,7 +3387,7 @@
       </w:pPr>
       <w:r>
         <w:rPr>
-          <w:rFonts w:ascii="Arial" w:hAnsi="Arial" w:eastAsia="Arial"/>
+          <w:rFonts w:ascii="Arial" w:hAnsi="Arial"/>
           <w:b w:val="0"/>
           <w:sz w:val="22"/>
         </w:rPr>
@@ -2793,18 +3408,18 @@
       </w:pPr>
       <w:r>
         <w:rPr>
-          <w:rFonts w:ascii="Arial" w:hAnsi="Arial" w:eastAsia="Arial"/>
+          <w:rFonts w:ascii="Arial" w:hAnsi="Arial"/>
           <w:b w:val="0"/>
           <w:sz w:val="22"/>
         </w:rPr>
-        <w:t>2. For H2O(l) → H2O(g): ΔH° = +40.7 kJ/mol, ΔS° = +109 J/mol·K. At what temperature does ΔG° = 0?</w:t>
+        <w:t>2. For H₂O(l) → H₂O(g): ΔH° = +40.7 kJ/mol, ΔS° = +109 J/mol·K. At what temperature does ΔG° = 0?</w:t>
       </w:r>
       <w:r>
         <w:tab/>
       </w:r>
       <w:r>
         <w:rPr>
-          <w:rFonts w:ascii="Arial" w:hAnsi="Arial" w:eastAsia="Arial"/>
+          <w:rFonts w:ascii="Arial" w:hAnsi="Arial"/>
           <w:b w:val="0"/>
           <w:sz w:val="22"/>
         </w:rPr>
@@ -2817,7 +3432,7 @@
       </w:pPr>
       <w:r>
         <w:rPr>
-          <w:rFonts w:ascii="Arial" w:hAnsi="Arial" w:eastAsia="Arial"/>
+          <w:rFonts w:ascii="Arial" w:hAnsi="Arial"/>
           <w:b w:val="0"/>
           <w:sz w:val="22"/>
         </w:rPr>
@@ -2830,7 +3445,7 @@
       </w:pPr>
       <w:r>
         <w:rPr>
-          <w:rFonts w:ascii="Arial" w:hAnsi="Arial" w:eastAsia="Arial"/>
+          <w:rFonts w:ascii="Arial" w:hAnsi="Arial"/>
           <w:b w:val="0"/>
           <w:sz w:val="22"/>
         </w:rPr>
@@ -2843,7 +3458,7 @@
       </w:pPr>
       <w:r>
         <w:rPr>
-          <w:rFonts w:ascii="Arial" w:hAnsi="Arial" w:eastAsia="Arial"/>
+          <w:rFonts w:ascii="Arial" w:hAnsi="Arial"/>
           <w:b w:val="0"/>
           <w:sz w:val="22"/>
         </w:rPr>
@@ -2856,7 +3471,7 @@
       </w:pPr>
       <w:r>
         <w:rPr>
-          <w:rFonts w:ascii="Arial" w:hAnsi="Arial" w:eastAsia="Arial"/>
+          <w:rFonts w:ascii="Arial" w:hAnsi="Arial"/>
           <w:b w:val="0"/>
           <w:sz w:val="22"/>
         </w:rPr>
@@ -2877,18 +3492,18 @@
       </w:pPr>
       <w:r>
         <w:rPr>
-          <w:rFonts w:ascii="Arial" w:hAnsi="Arial" w:eastAsia="Arial"/>
+          <w:rFonts w:ascii="Arial" w:hAnsi="Arial"/>
           <w:b w:val="0"/>
           <w:sz w:val="22"/>
         </w:rPr>
-        <w:t>3. For 2NO2(g) → N2O4(g): ΔH° = −57.2 kJ/mol, ΔS° = −175.8 J/mol·K. Calculate ΔG° at 298 K.</w:t>
+        <w:t>3. For 2NO₂(g) → N₂O₄(g): ΔH° = −57.2 kJ/mol, ΔS° = −175.8 J/mol·K. Calculate ΔG° at 298 K.</w:t>
       </w:r>
       <w:r>
         <w:tab/>
       </w:r>
       <w:r>
         <w:rPr>
-          <w:rFonts w:ascii="Arial" w:hAnsi="Arial" w:eastAsia="Arial"/>
+          <w:rFonts w:ascii="Arial" w:hAnsi="Arial"/>
           <w:b w:val="0"/>
           <w:sz w:val="22"/>
         </w:rPr>
@@ -2901,7 +3516,7 @@
       </w:pPr>
       <w:r>
         <w:rPr>
-          <w:rFonts w:ascii="Arial" w:hAnsi="Arial" w:eastAsia="Arial"/>
+          <w:rFonts w:ascii="Arial" w:hAnsi="Arial"/>
           <w:b w:val="0"/>
           <w:sz w:val="22"/>
         </w:rPr>
@@ -2914,7 +3529,7 @@
       </w:pPr>
       <w:r>
         <w:rPr>
-          <w:rFonts w:ascii="Arial" w:hAnsi="Arial" w:eastAsia="Arial"/>
+          <w:rFonts w:ascii="Arial" w:hAnsi="Arial"/>
           <w:b w:val="0"/>
           <w:sz w:val="22"/>
         </w:rPr>
@@ -2927,7 +3542,7 @@
       </w:pPr>
       <w:r>
         <w:rPr>
-          <w:rFonts w:ascii="Arial" w:hAnsi="Arial" w:eastAsia="Arial"/>
+          <w:rFonts w:ascii="Arial" w:hAnsi="Arial"/>
           <w:b w:val="0"/>
           <w:sz w:val="22"/>
         </w:rPr>
@@ -2940,7 +3555,7 @@
       </w:pPr>
       <w:r>
         <w:rPr>
-          <w:rFonts w:ascii="Arial" w:hAnsi="Arial" w:eastAsia="Arial"/>
+          <w:rFonts w:ascii="Arial" w:hAnsi="Arial"/>
           <w:b w:val="0"/>
           <w:sz w:val="22"/>
         </w:rPr>
@@ -2961,7 +3576,7 @@
       </w:pPr>
       <w:r>
         <w:rPr>
-          <w:rFonts w:ascii="Arial" w:hAnsi="Arial" w:eastAsia="Arial"/>
+          <w:rFonts w:ascii="Arial" w:hAnsi="Arial"/>
           <w:b w:val="0"/>
           <w:sz w:val="22"/>
         </w:rPr>
@@ -2972,7 +3587,7 @@
       </w:r>
       <w:r>
         <w:rPr>
-          <w:rFonts w:ascii="Arial" w:hAnsi="Arial" w:eastAsia="Arial"/>
+          <w:rFonts w:ascii="Arial" w:hAnsi="Arial"/>
           <w:b w:val="0"/>
           <w:sz w:val="22"/>
         </w:rPr>
@@ -2985,7 +3600,7 @@
       </w:pPr>
       <w:r>
         <w:rPr>
-          <w:rFonts w:ascii="Arial" w:hAnsi="Arial" w:eastAsia="Arial"/>
+          <w:rFonts w:ascii="Arial" w:hAnsi="Arial"/>
           <w:b w:val="0"/>
           <w:sz w:val="22"/>
         </w:rPr>
@@ -2998,11 +3613,20 @@
       </w:pPr>
       <w:r>
         <w:rPr>
-          <w:rFonts w:ascii="Arial" w:hAnsi="Arial" w:eastAsia="Arial"/>
+          <w:rFonts w:ascii="Arial" w:hAnsi="Arial"/>
           <w:b w:val="0"/>
           <w:sz w:val="22"/>
         </w:rPr>
-        <w:t>B  K ≈ 4.2 × 10⁻³</w:t>
+        <w:t>B  K ≈ 4.2 × 10</w:t>
+      </w:r>
+      <w:r>
+        <w:rPr>
+          <w:rFonts w:ascii="Arial" w:hAnsi="Arial"/>
+          <w:b w:val="0"/>
+          <w:sz w:val="22"/>
+          <w:vertAlign w:val="superscript"/>
+        </w:rPr>
+        <w:t>-3</w:t>
       </w:r>
     </w:p>
     <w:p>
@@ -3011,7 +3635,7 @@
       </w:pPr>
       <w:r>
         <w:rPr>
-          <w:rFonts w:ascii="Arial" w:hAnsi="Arial" w:eastAsia="Arial"/>
+          <w:rFonts w:ascii="Arial" w:hAnsi="Arial"/>
           <w:b w:val="0"/>
           <w:sz w:val="22"/>
         </w:rPr>
@@ -3024,7 +3648,7 @@
       </w:pPr>
       <w:r>
         <w:rPr>
-          <w:rFonts w:ascii="Arial" w:hAnsi="Arial" w:eastAsia="Arial"/>
+          <w:rFonts w:ascii="Arial" w:hAnsi="Arial"/>
           <w:b w:val="0"/>
           <w:sz w:val="22"/>
         </w:rPr>
@@ -3045,80 +3669,20 @@
       </w:pPr>
       <w:r>
         <w:rPr>
-          <w:rFonts w:ascii="Arial" w:hAnsi="Arial" w:eastAsia="Arial"/>
+          <w:rFonts w:ascii="Arial" w:hAnsi="Arial"/>
           <w:b w:val="0"/>
           <w:sz w:val="22"/>
         </w:rPr>
-        <w:t>5. For CaCO3(s) → CaO(s) + CO2(g): ΔH° = +178 kJ/mol, ΔS° = +160 J/mol·K. Is the reaction thermodynamically favored at 298 K?</w:t>
-      </w:r>
-      <w:r>
-        <w:tab/>
-      </w:r>
-      <w:r>
-        <w:rPr>
-          <w:rFonts w:ascii="Arial" w:hAnsi="Arial" w:eastAsia="Arial"/>
+        <w:t>5.</w:t>
+      </w:r>
+      <w:r>
+        <w:rPr>
+          <w:rFonts w:ascii="Arial" w:hAnsi="Arial"/>
           <w:b w:val="0"/>
           <w:sz w:val="22"/>
         </w:rPr>
-        <w:t>（   ）</w:t>
-      </w:r>
-    </w:p>
-    <w:p>
-      <w:pPr>
-        <w:spacing w:after="20" w:before="0" w:line="240" w:lineRule="auto"/>
-      </w:pPr>
-      <w:r>
-        <w:rPr>
-          <w:rFonts w:ascii="Arial" w:hAnsi="Arial" w:eastAsia="Arial"/>
-          <w:b w:val="0"/>
-          <w:sz w:val="22"/>
-        </w:rPr>
-        <w:t>A  Yes, because ΔH &gt; 0.</w:t>
-      </w:r>
-    </w:p>
-    <w:p>
-      <w:pPr>
-        <w:spacing w:after="20" w:before="0" w:line="240" w:lineRule="auto"/>
-      </w:pPr>
-      <w:r>
-        <w:rPr>
-          <w:rFonts w:ascii="Arial" w:hAnsi="Arial" w:eastAsia="Arial"/>
-          <w:b w:val="0"/>
-          <w:sz w:val="22"/>
-        </w:rPr>
-        <w:t>B  Yes, because ΔG = ΔH − TΔS = 178 − 298(0.160) = +130.3 kJ &gt; 0, so not favored.</w:t>
-      </w:r>
-    </w:p>
-    <w:p>
-      <w:pPr>
-        <w:spacing w:after="20" w:before="0" w:line="240" w:lineRule="auto"/>
-      </w:pPr>
-      <w:r>
-        <w:rPr>
-          <w:rFonts w:ascii="Arial" w:hAnsi="Arial" w:eastAsia="Arial"/>
-          <w:b w:val="0"/>
-          <w:sz w:val="22"/>
-        </w:rPr>
-        <w:t>C  No, because ΔG° &gt; 0 at 298 K. (The reaction becomes favorable above T = ΔH/ΔS ≈ 1113 K.)</w:t>
-      </w:r>
-    </w:p>
-    <w:p>
-      <w:pPr>
-        <w:spacing w:after="20" w:before="0" w:line="240" w:lineRule="auto"/>
-      </w:pPr>
-      <w:r>
-        <w:rPr>
-          <w:rFonts w:ascii="Arial" w:hAnsi="Arial" w:eastAsia="Arial"/>
-          <w:b w:val="0"/>
-          <w:sz w:val="22"/>
-        </w:rPr>
-        <w:t>D  Cannot be determined without knowing the equilibrium constant.</w:t>
-      </w:r>
-    </w:p>
-    <w:p>
-      <w:pPr>
-        <w:spacing w:after="0" w:before="0" w:line="240" w:lineRule="auto"/>
-      </w:pPr>
+        <w:t xml:space="preserve"> For CaCO₃(s) → CaO(s) + CO₂(g): ΔH° = +178 kJ/mol, ΔS° = +160 J/mol·K.</w:t>
+      </w:r>
     </w:p>
     <w:p>
       <w:pPr>
@@ -3129,22 +3693,24 @@
       </w:pPr>
       <w:r>
         <w:rPr>
-          <w:rFonts w:ascii="Arial" w:hAnsi="Arial" w:eastAsia="Arial"/>
+          <w:rFonts w:ascii="Arial" w:hAnsi="Arial"/>
           <w:b w:val="0"/>
           <w:sz w:val="22"/>
         </w:rPr>
-        <w:t>6. The reaction N2(g) + 3H2(g) → 2NH3(g) has ΔG° = −33.0 kJ/mol at 298 K. What is the value of Kp at 298 K? (R = 8.314 J/mol·K)</w:t>
-      </w:r>
-      <w:r>
-        <w:tab/>
-      </w:r>
-      <w:r>
-        <w:rPr>
-          <w:rFonts w:ascii="Arial" w:hAnsi="Arial" w:eastAsia="Arial"/>
+        <w:t>Is the reaction thermodynamically favored at 298 K?	（   ）</w:t>
+      </w:r>
+    </w:p>
+    <w:p>
+      <w:pPr>
+        <w:spacing w:after="20" w:before="0" w:line="240" w:lineRule="auto"/>
+      </w:pPr>
+      <w:r>
+        <w:rPr>
+          <w:rFonts w:ascii="Arial" w:hAnsi="Arial"/>
           <w:b w:val="0"/>
           <w:sz w:val="22"/>
         </w:rPr>
-        <w:t>（   ）</w:t>
+        <w:t>A  Yes, because ΔH &gt; 0.</w:t>
       </w:r>
     </w:p>
     <w:p>
@@ -3153,11 +3719,11 @@
       </w:pPr>
       <w:r>
         <w:rPr>
-          <w:rFonts w:ascii="Arial" w:hAnsi="Arial" w:eastAsia="Arial"/>
+          <w:rFonts w:ascii="Arial" w:hAnsi="Arial"/>
           <w:b w:val="0"/>
           <w:sz w:val="22"/>
         </w:rPr>
-        <w:t>A  1.2 × 10⁻⁶</w:t>
+        <w:t>B  Yes, because ΔG = ΔH − TΔS = 178 − 298(0.160) = +130.3 kJ &gt; 0, so not favored.</w:t>
       </w:r>
     </w:p>
     <w:p>
@@ -3166,10 +3732,103 @@
       </w:pPr>
       <w:r>
         <w:rPr>
-          <w:rFonts w:ascii="Arial" w:hAnsi="Arial" w:eastAsia="Arial"/>
+          <w:rFonts w:ascii="Arial" w:hAnsi="Arial"/>
           <w:b w:val="0"/>
           <w:sz w:val="22"/>
         </w:rPr>
+        <w:t>C  No, because ΔG° &gt; 0 at 298 K. (The reaction becomes favorable above T = ΔH/ΔS ≈ 1113 K.)</w:t>
+      </w:r>
+    </w:p>
+    <w:p>
+      <w:pPr>
+        <w:spacing w:after="20" w:before="0" w:line="240" w:lineRule="auto"/>
+      </w:pPr>
+      <w:r>
+        <w:rPr>
+          <w:rFonts w:ascii="Arial" w:hAnsi="Arial"/>
+          <w:b w:val="0"/>
+          <w:sz w:val="22"/>
+        </w:rPr>
+        <w:t>D  Cannot be determined without knowing the equilibrium constant.</w:t>
+      </w:r>
+    </w:p>
+    <w:p>
+      <w:pPr>
+        <w:spacing w:after="0" w:before="0" w:line="240" w:lineRule="auto"/>
+      </w:pPr>
+    </w:p>
+    <w:p>
+      <w:pPr>
+        <w:spacing w:after="40" w:before="80" w:line="240" w:lineRule="auto"/>
+        <w:tabs>
+          <w:tab w:val="right" w:pos="9072"/>
+        </w:tabs>
+      </w:pPr>
+      <w:r>
+        <w:rPr>
+          <w:rFonts w:ascii="Arial" w:hAnsi="Arial"/>
+          <w:b w:val="0"/>
+          <w:sz w:val="22"/>
+        </w:rPr>
+        <w:t>6.</w:t>
+      </w:r>
+      <w:r>
+        <w:rPr>
+          <w:rFonts w:ascii="Arial" w:hAnsi="Arial"/>
+          <w:b w:val="0"/>
+          <w:sz w:val="22"/>
+        </w:rPr>
+        <w:t xml:space="preserve"> The reaction N₂(g) + 3H₂(g) → 2NH₃(g) has ΔG° = −33.0 kJ/mol at 298 K.</w:t>
+      </w:r>
+    </w:p>
+    <w:p>
+      <w:pPr>
+        <w:spacing w:after="40" w:before="80" w:line="240" w:lineRule="auto"/>
+        <w:tabs>
+          <w:tab w:val="right" w:pos="9072"/>
+        </w:tabs>
+      </w:pPr>
+      <w:r>
+        <w:rPr>
+          <w:rFonts w:ascii="Arial" w:hAnsi="Arial"/>
+          <w:b w:val="0"/>
+          <w:sz w:val="22"/>
+        </w:rPr>
+        <w:t>What is the value of Kp at 298 K? (R = 8.314 J/mol·K)	（   ）</w:t>
+      </w:r>
+    </w:p>
+    <w:p>
+      <w:pPr>
+        <w:spacing w:after="20" w:before="0" w:line="240" w:lineRule="auto"/>
+      </w:pPr>
+      <w:r>
+        <w:rPr>
+          <w:rFonts w:ascii="Arial" w:hAnsi="Arial"/>
+          <w:b w:val="0"/>
+          <w:sz w:val="22"/>
+        </w:rPr>
+        <w:t>A  1.2 × 10</w:t>
+      </w:r>
+      <w:r>
+        <w:rPr>
+          <w:rFonts w:ascii="Arial" w:hAnsi="Arial"/>
+          <w:b w:val="0"/>
+          <w:sz w:val="22"/>
+          <w:vertAlign w:val="superscript"/>
+        </w:rPr>
+        <w:t>-6</w:t>
+      </w:r>
+    </w:p>
+    <w:p>
+      <w:pPr>
+        <w:spacing w:after="20" w:before="0" w:line="240" w:lineRule="auto"/>
+      </w:pPr>
+      <w:r>
+        <w:rPr>
+          <w:rFonts w:ascii="Arial" w:hAnsi="Arial"/>
+          <w:b w:val="0"/>
+          <w:sz w:val="22"/>
+        </w:rPr>
         <w:t>B  8.3 × 10⁵</w:t>
       </w:r>
     </w:p>
@@ -3179,7 +3838,7 @@
       </w:pPr>
       <w:r>
         <w:rPr>
-          <w:rFonts w:ascii="Arial" w:hAnsi="Arial" w:eastAsia="Arial"/>
+          <w:rFonts w:ascii="Arial" w:hAnsi="Arial"/>
           <w:b w:val="0"/>
           <w:sz w:val="22"/>
         </w:rPr>
@@ -3192,7 +3851,7 @@
       </w:pPr>
       <w:r>
         <w:rPr>
-          <w:rFonts w:ascii="Arial" w:hAnsi="Arial" w:eastAsia="Arial"/>
+          <w:rFonts w:ascii="Arial" w:hAnsi="Arial"/>
           <w:b w:val="0"/>
           <w:sz w:val="22"/>
         </w:rPr>
@@ -3210,11 +3869,11 @@
       </w:pPr>
       <w:r>
         <w:rPr>
-          <w:rFonts w:ascii="Arial" w:hAnsi="Arial" w:eastAsia="Arial"/>
+          <w:rFonts w:ascii="Arial" w:hAnsi="Arial"/>
           <w:b w:val="0"/>
           <w:sz w:val="22"/>
         </w:rPr>
-        <w:t>7. For NH4Cl(s) → NH3(g) + HCl(g): ΔH° = +176 kJ/mol, ΔS° = +285 J/mol·K at 298 K.</w:t>
+        <w:t>7. For NH₄Cl(s) → NH₃(g) + HCl(g): ΔH° = +176 kJ/mol, ΔS° = +285 J/mol·K at 298 K.</w:t>
       </w:r>
     </w:p>
     <w:p>
@@ -3226,7 +3885,7 @@
       </w:pPr>
       <w:r>
         <w:rPr>
-          <w:rFonts w:ascii="Arial" w:hAnsi="Arial" w:eastAsia="Arial"/>
+          <w:rFonts w:ascii="Arial" w:hAnsi="Arial"/>
           <w:b w:val="0"/>
           <w:sz w:val="22"/>
         </w:rPr>
@@ -3237,7 +3896,7 @@
       </w:r>
       <w:r>
         <w:rPr>
-          <w:rFonts w:ascii="Arial" w:hAnsi="Arial" w:eastAsia="Arial"/>
+          <w:rFonts w:ascii="Arial" w:hAnsi="Arial"/>
           <w:b w:val="0"/>
           <w:sz w:val="22"/>
         </w:rPr>
@@ -3253,7 +3912,7 @@
       </w:pPr>
       <w:r>
         <w:rPr>
-          <w:rFonts w:ascii="Arial" w:hAnsi="Arial" w:eastAsia="Arial"/>
+          <w:rFonts w:ascii="Arial" w:hAnsi="Arial"/>
           <w:b w:val="0"/>
           <w:sz w:val="22"/>
         </w:rPr>
@@ -3264,7 +3923,7 @@
       </w:r>
       <w:r>
         <w:rPr>
-          <w:rFonts w:ascii="Arial" w:hAnsi="Arial" w:eastAsia="Arial"/>
+          <w:rFonts w:ascii="Arial" w:hAnsi="Arial"/>
           <w:b w:val="0"/>
           <w:sz w:val="22"/>
         </w:rPr>
@@ -3280,7 +3939,7 @@
       </w:pPr>
       <w:r>
         <w:rPr>
-          <w:rFonts w:ascii="Arial" w:hAnsi="Arial" w:eastAsia="Arial"/>
+          <w:rFonts w:ascii="Arial" w:hAnsi="Arial"/>
           <w:b w:val="0"/>
           <w:sz w:val="22"/>
         </w:rPr>
@@ -3291,7 +3950,7 @@
       </w:r>
       <w:r>
         <w:rPr>
-          <w:rFonts w:ascii="Arial" w:hAnsi="Arial" w:eastAsia="Arial"/>
+          <w:rFonts w:ascii="Arial" w:hAnsi="Arial"/>
           <w:b w:val="0"/>
           <w:sz w:val="22"/>
         </w:rPr>
@@ -3309,11 +3968,19 @@
       </w:pPr>
       <w:r>
         <w:rPr>
-          <w:rFonts w:ascii="Arial" w:hAnsi="Arial" w:eastAsia="Arial"/>
+          <w:rFonts w:ascii="Arial" w:hAnsi="Arial"/>
           <w:b w:val="0"/>
           <w:sz w:val="22"/>
         </w:rPr>
-        <w:t>8. The dissolution of ammonium nitrate: NH4NO3(s) → NH4⁺(aq) + NO3⁻(aq), ΔH° = +25.7 kJ/mol, ΔS° = +108.8 J/mol·K at 298 K.</w:t>
+        <w:t>8.</w:t>
+      </w:r>
+      <w:r>
+        <w:rPr>
+          <w:rFonts w:ascii="Arial" w:hAnsi="Arial"/>
+          <w:b w:val="0"/>
+          <w:sz w:val="22"/>
+        </w:rPr>
+        <w:t xml:space="preserve"> The dissolution of ammonium nitrate: NH₄NO₃(s) → NH₄⁺(aq) + NO₃⁻(aq), ΔH° = +25.7 kJ/mol, ΔS° = +108.8 J/mol·K at 298 K.</w:t>
       </w:r>
     </w:p>
     <w:p>
@@ -3325,7 +3992,7 @@
       </w:pPr>
       <w:r>
         <w:rPr>
-          <w:rFonts w:ascii="Arial" w:hAnsi="Arial" w:eastAsia="Arial"/>
+          <w:rFonts w:ascii="Arial" w:hAnsi="Arial"/>
           <w:b w:val="0"/>
           <w:sz w:val="22"/>
         </w:rPr>
@@ -3336,7 +4003,7 @@
       </w:r>
       <w:r>
         <w:rPr>
-          <w:rFonts w:ascii="Arial" w:hAnsi="Arial" w:eastAsia="Arial"/>
+          <w:rFonts w:ascii="Arial" w:hAnsi="Arial"/>
           <w:b w:val="0"/>
           <w:sz w:val="22"/>
         </w:rPr>
@@ -3352,7 +4019,7 @@
       </w:pPr>
       <w:r>
         <w:rPr>
-          <w:rFonts w:ascii="Arial" w:hAnsi="Arial" w:eastAsia="Arial"/>
+          <w:rFonts w:ascii="Arial" w:hAnsi="Arial"/>
           <w:b w:val="0"/>
           <w:sz w:val="22"/>
         </w:rPr>
@@ -3363,7 +4030,7 @@
       </w:r>
       <w:r>
         <w:rPr>
-          <w:rFonts w:ascii="Arial" w:hAnsi="Arial" w:eastAsia="Arial"/>
+          <w:rFonts w:ascii="Arial" w:hAnsi="Arial"/>
           <w:b w:val="0"/>
           <w:sz w:val="22"/>
         </w:rPr>
@@ -3381,7 +4048,7 @@
       </w:pPr>
       <w:r>
         <w:rPr>
-          <w:rFonts w:ascii="霞鹜文楷 Medium" w:hAnsi="霞鹜文楷 Medium" w:eastAsia="霞鹜文楷 Medium"/>
+          <w:rFonts w:ascii="霞鹜文楷 Medium" w:hAnsi="霞鹜文楷 Medium"/>
           <w:b/>
           <w:sz w:val="22"/>
         </w:rPr>
@@ -3394,7 +4061,7 @@
       </w:pPr>
       <w:r>
         <w:rPr>
-          <w:rFonts w:ascii="霞鹜文楷 Medium" w:hAnsi="霞鹜文楷 Medium" w:eastAsia="霞鹜文楷 Medium"/>
+          <w:rFonts w:ascii="霞鹜文楷 Medium" w:hAnsi="霞鹜文楷 Medium"/>
           <w:b/>
           <w:sz w:val="22"/>
         </w:rPr>
@@ -3407,7 +4074,7 @@
       </w:pPr>
       <w:r>
         <w:rPr>
-          <w:rFonts w:ascii="霞鹜文楷 Medium" w:hAnsi="霞鹜文楷 Medium" w:eastAsia="霞鹜文楷 Medium"/>
+          <w:rFonts w:ascii="霞鹜文楷 Medium" w:hAnsi="霞鹜文楷 Medium"/>
           <w:b/>
           <w:sz w:val="22"/>
         </w:rPr>
@@ -3420,7 +4087,7 @@
       </w:pPr>
       <w:r>
         <w:rPr>
-          <w:rFonts w:ascii="霞鹜文楷 Medium" w:hAnsi="霞鹜文楷 Medium" w:eastAsia="霞鹜文楷 Medium"/>
+          <w:rFonts w:ascii="霞鹜文楷 Medium" w:hAnsi="霞鹜文楷 Medium"/>
           <w:b/>
           <w:sz w:val="22"/>
         </w:rPr>
@@ -3433,13 +4100,14 @@
       </w:pPr>
       <w:r>
         <w:rPr>
-          <w:rFonts w:ascii="霞鹜文楷 Medium" w:hAnsi="霞鹜文楷 Medium" w:eastAsia="霞鹜文楷 Medium"/>
+          <w:rFonts w:ascii="霞鹜文楷 Medium" w:hAnsi="霞鹜文楷 Medium"/>
           <w:b/>
           <w:sz w:val="22"/>
         </w:rPr>
-        <w:t>实例: ATP水解 (ΔG° &lt; 0) 偶联不利的生物合成反应; 碳酸钙分解偶联CO2逸出</w:t>
-      </w:r>
-    </w:p>
+        <w:t>实例: ATP水解 (ΔG° &lt; 0) 偶联不利的生物合成反应; 碳酸钙分解偶联CO₂逸出</w:t>
+      </w:r>
+    </w:p>
+    <w:p/>
     <w:p>
       <w:pPr>
         <w:spacing w:after="40" w:before="80" w:line="240" w:lineRule="auto"/>
@@ -3449,7 +4117,7 @@
       </w:pPr>
       <w:r>
         <w:rPr>
-          <w:rFonts w:ascii="Arial" w:hAnsi="Arial" w:eastAsia="Arial"/>
+          <w:rFonts w:ascii="Arial" w:hAnsi="Arial"/>
           <w:b w:val="0"/>
           <w:sz w:val="22"/>
         </w:rPr>
@@ -3460,7 +4128,7 @@
       </w:r>
       <w:r>
         <w:rPr>
-          <w:rFonts w:ascii="Arial" w:hAnsi="Arial" w:eastAsia="Arial"/>
+          <w:rFonts w:ascii="Arial" w:hAnsi="Arial"/>
           <w:b w:val="0"/>
           <w:sz w:val="22"/>
         </w:rPr>
@@ -3473,7 +4141,7 @@
       </w:pPr>
       <w:r>
         <w:rPr>
-          <w:rFonts w:ascii="Arial" w:hAnsi="Arial" w:eastAsia="Arial"/>
+          <w:rFonts w:ascii="Arial" w:hAnsi="Arial"/>
           <w:b w:val="0"/>
           <w:sz w:val="22"/>
         </w:rPr>
@@ -3486,7 +4154,7 @@
       </w:pPr>
       <w:r>
         <w:rPr>
-          <w:rFonts w:ascii="Arial" w:hAnsi="Arial" w:eastAsia="Arial"/>
+          <w:rFonts w:ascii="Arial" w:hAnsi="Arial"/>
           <w:b w:val="0"/>
           <w:sz w:val="22"/>
         </w:rPr>
@@ -3499,7 +4167,7 @@
       </w:pPr>
       <w:r>
         <w:rPr>
-          <w:rFonts w:ascii="Arial" w:hAnsi="Arial" w:eastAsia="Arial"/>
+          <w:rFonts w:ascii="Arial" w:hAnsi="Arial"/>
           <w:b w:val="0"/>
           <w:sz w:val="22"/>
         </w:rPr>
@@ -3512,7 +4180,7 @@
       </w:pPr>
       <w:r>
         <w:rPr>
-          <w:rFonts w:ascii="Arial" w:hAnsi="Arial" w:eastAsia="Arial"/>
+          <w:rFonts w:ascii="Arial" w:hAnsi="Arial"/>
           <w:b w:val="0"/>
           <w:sz w:val="22"/>
         </w:rPr>
@@ -3533,80 +4201,20 @@
       </w:pPr>
       <w:r>
         <w:rPr>
-          <w:rFonts w:ascii="Arial" w:hAnsi="Arial" w:eastAsia="Arial"/>
+          <w:rFonts w:ascii="Arial" w:hAnsi="Arial"/>
           <w:b w:val="0"/>
           <w:sz w:val="22"/>
         </w:rPr>
-        <w:t>2. Reaction 1: A → B, ΔG° = +30 kJ/mol (unfavorable). Reaction 2: B → C, ΔG° = −50 kJ/mol (favorable). If these reactions are coupled (A → C), what is ΔG° for the overall process?</w:t>
-      </w:r>
-      <w:r>
-        <w:tab/>
-      </w:r>
-      <w:r>
-        <w:rPr>
-          <w:rFonts w:ascii="Arial" w:hAnsi="Arial" w:eastAsia="Arial"/>
+        <w:t>2.</w:t>
+      </w:r>
+      <w:r>
+        <w:rPr>
+          <w:rFonts w:ascii="Arial" w:hAnsi="Arial"/>
           <w:b w:val="0"/>
           <w:sz w:val="22"/>
         </w:rPr>
-        <w:t>（   ）</w:t>
-      </w:r>
-    </w:p>
-    <w:p>
-      <w:pPr>
-        <w:spacing w:after="20" w:before="0" w:line="240" w:lineRule="auto"/>
-      </w:pPr>
-      <w:r>
-        <w:rPr>
-          <w:rFonts w:ascii="Arial" w:hAnsi="Arial" w:eastAsia="Arial"/>
-          <w:b w:val="0"/>
-          <w:sz w:val="22"/>
-        </w:rPr>
-        <w:t>A  +80 kJ/mol</w:t>
-      </w:r>
-    </w:p>
-    <w:p>
-      <w:pPr>
-        <w:spacing w:after="20" w:before="0" w:line="240" w:lineRule="auto"/>
-      </w:pPr>
-      <w:r>
-        <w:rPr>
-          <w:rFonts w:ascii="Arial" w:hAnsi="Arial" w:eastAsia="Arial"/>
-          <w:b w:val="0"/>
-          <w:sz w:val="22"/>
-        </w:rPr>
-        <w:t>B  +20 kJ/mol</w:t>
-      </w:r>
-    </w:p>
-    <w:p>
-      <w:pPr>
-        <w:spacing w:after="20" w:before="0" w:line="240" w:lineRule="auto"/>
-      </w:pPr>
-      <w:r>
-        <w:rPr>
-          <w:rFonts w:ascii="Arial" w:hAnsi="Arial" w:eastAsia="Arial"/>
-          <w:b w:val="0"/>
-          <w:sz w:val="22"/>
-        </w:rPr>
-        <w:t>C  −20 kJ/mol</w:t>
-      </w:r>
-    </w:p>
-    <w:p>
-      <w:pPr>
-        <w:spacing w:after="20" w:before="0" w:line="240" w:lineRule="auto"/>
-      </w:pPr>
-      <w:r>
-        <w:rPr>
-          <w:rFonts w:ascii="Arial" w:hAnsi="Arial" w:eastAsia="Arial"/>
-          <w:b w:val="0"/>
-          <w:sz w:val="22"/>
-        </w:rPr>
-        <w:t>D  −80 kJ/mol</w:t>
-      </w:r>
-    </w:p>
-    <w:p>
-      <w:pPr>
-        <w:spacing w:after="0" w:before="0" w:line="240" w:lineRule="auto"/>
-      </w:pPr>
+        <w:t xml:space="preserve"> Reaction 1: A → B, ΔG° = +30 kJ/mol (unfavorable).</w:t>
+      </w:r>
     </w:p>
     <w:p>
       <w:pPr>
@@ -3617,10 +4225,99 @@
       </w:pPr>
       <w:r>
         <w:rPr>
-          <w:rFonts w:ascii="Arial" w:hAnsi="Arial" w:eastAsia="Arial"/>
+          <w:rFonts w:ascii="Arial" w:hAnsi="Arial"/>
           <w:b w:val="0"/>
           <w:sz w:val="22"/>
         </w:rPr>
+        <w:t>Reaction 2: B → C, ΔG° = −50 kJ/mol (favorable).</w:t>
+      </w:r>
+    </w:p>
+    <w:p>
+      <w:pPr>
+        <w:spacing w:after="40" w:before="80" w:line="240" w:lineRule="auto"/>
+        <w:tabs>
+          <w:tab w:val="right" w:pos="9072"/>
+        </w:tabs>
+      </w:pPr>
+      <w:r>
+        <w:rPr>
+          <w:rFonts w:ascii="Arial" w:hAnsi="Arial"/>
+          <w:b w:val="0"/>
+          <w:sz w:val="22"/>
+        </w:rPr>
+        <w:t>If these reactions are coupled (A → C), what is ΔG° for the overall process?	（   ）</w:t>
+      </w:r>
+    </w:p>
+    <w:p>
+      <w:pPr>
+        <w:spacing w:after="20" w:before="0" w:line="240" w:lineRule="auto"/>
+      </w:pPr>
+      <w:r>
+        <w:rPr>
+          <w:rFonts w:ascii="Arial" w:hAnsi="Arial"/>
+          <w:b w:val="0"/>
+          <w:sz w:val="22"/>
+        </w:rPr>
+        <w:t>A  +80 kJ/mol</w:t>
+      </w:r>
+    </w:p>
+    <w:p>
+      <w:pPr>
+        <w:spacing w:after="20" w:before="0" w:line="240" w:lineRule="auto"/>
+      </w:pPr>
+      <w:r>
+        <w:rPr>
+          <w:rFonts w:ascii="Arial" w:hAnsi="Arial"/>
+          <w:b w:val="0"/>
+          <w:sz w:val="22"/>
+        </w:rPr>
+        <w:t>B  +20 kJ/mol</w:t>
+      </w:r>
+    </w:p>
+    <w:p>
+      <w:pPr>
+        <w:spacing w:after="20" w:before="0" w:line="240" w:lineRule="auto"/>
+      </w:pPr>
+      <w:r>
+        <w:rPr>
+          <w:rFonts w:ascii="Arial" w:hAnsi="Arial"/>
+          <w:b w:val="0"/>
+          <w:sz w:val="22"/>
+        </w:rPr>
+        <w:t>C  −20 kJ/mol</w:t>
+      </w:r>
+    </w:p>
+    <w:p>
+      <w:pPr>
+        <w:spacing w:after="20" w:before="0" w:line="240" w:lineRule="auto"/>
+      </w:pPr>
+      <w:r>
+        <w:rPr>
+          <w:rFonts w:ascii="Arial" w:hAnsi="Arial"/>
+          <w:b w:val="0"/>
+          <w:sz w:val="22"/>
+        </w:rPr>
+        <w:t>D  −80 kJ/mol</w:t>
+      </w:r>
+    </w:p>
+    <w:p>
+      <w:pPr>
+        <w:spacing w:after="0" w:before="0" w:line="240" w:lineRule="auto"/>
+      </w:pPr>
+    </w:p>
+    <w:p>
+      <w:pPr>
+        <w:spacing w:after="40" w:before="80" w:line="240" w:lineRule="auto"/>
+        <w:tabs>
+          <w:tab w:val="right" w:pos="9072"/>
+        </w:tabs>
+      </w:pPr>
+      <w:r>
+        <w:rPr>
+          <w:rFonts w:ascii="Arial" w:hAnsi="Arial"/>
+          <w:b w:val="0"/>
+          <w:sz w:val="22"/>
+        </w:rPr>
         <w:t>3. Which of the following correctly describes the role of a catalyst in a chemical reaction?</w:t>
       </w:r>
       <w:r>
@@ -3628,7 +4325,7 @@
       </w:r>
       <w:r>
         <w:rPr>
-          <w:rFonts w:ascii="Arial" w:hAnsi="Arial" w:eastAsia="Arial"/>
+          <w:rFonts w:ascii="Arial" w:hAnsi="Arial"/>
           <w:b w:val="0"/>
           <w:sz w:val="22"/>
         </w:rPr>
@@ -3641,7 +4338,7 @@
       </w:pPr>
       <w:r>
         <w:rPr>
-          <w:rFonts w:ascii="Arial" w:hAnsi="Arial" w:eastAsia="Arial"/>
+          <w:rFonts w:ascii="Arial" w:hAnsi="Arial"/>
           <w:b w:val="0"/>
           <w:sz w:val="22"/>
         </w:rPr>
@@ -3654,7 +4351,7 @@
       </w:pPr>
       <w:r>
         <w:rPr>
-          <w:rFonts w:ascii="Arial" w:hAnsi="Arial" w:eastAsia="Arial"/>
+          <w:rFonts w:ascii="Arial" w:hAnsi="Arial"/>
           <w:b w:val="0"/>
           <w:sz w:val="22"/>
         </w:rPr>
@@ -3667,7 +4364,7 @@
       </w:pPr>
       <w:r>
         <w:rPr>
-          <w:rFonts w:ascii="Arial" w:hAnsi="Arial" w:eastAsia="Arial"/>
+          <w:rFonts w:ascii="Arial" w:hAnsi="Arial"/>
           <w:b w:val="0"/>
           <w:sz w:val="22"/>
         </w:rPr>
@@ -3680,7 +4377,7 @@
       </w:pPr>
       <w:r>
         <w:rPr>
-          <w:rFonts w:ascii="Arial" w:hAnsi="Arial" w:eastAsia="Arial"/>
+          <w:rFonts w:ascii="Arial" w:hAnsi="Arial"/>
           <w:b w:val="0"/>
           <w:sz w:val="22"/>
         </w:rPr>
@@ -3698,11 +4395,32 @@
       </w:pPr>
       <w:r>
         <w:rPr>
-          <w:rFonts w:ascii="Arial" w:hAnsi="Arial" w:eastAsia="Arial"/>
+          <w:rFonts w:ascii="Arial" w:hAnsi="Arial"/>
           <w:b w:val="0"/>
           <w:sz w:val="22"/>
         </w:rPr>
-        <w:t>4. The Ostwald process couples nitrogen oxidation with subsequent steps. Given: N2(g) + O2(g) → 2NO(g), ΔG° = +173.1 kJ/mol (unfavorable); 2NO(g) + O2(g) → 2NO2(g), ΔG° = −69.7 kJ/mol (favorable).</w:t>
+        <w:t>4.</w:t>
+      </w:r>
+      <w:r>
+        <w:rPr>
+          <w:rFonts w:ascii="Arial" w:hAnsi="Arial"/>
+          <w:b w:val="0"/>
+          <w:sz w:val="22"/>
+        </w:rPr>
+        <w:t xml:space="preserve"> The Ostwald process couples nitrogen oxidation with subsequent steps.</w:t>
+      </w:r>
+    </w:p>
+    <w:p>
+      <w:pPr>
+        <w:spacing w:after="40" w:before="80" w:line="240" w:lineRule="auto"/>
+      </w:pPr>
+      <w:r>
+        <w:rPr>
+          <w:rFonts w:ascii="Arial" w:hAnsi="Arial"/>
+          <w:b w:val="0"/>
+          <w:sz w:val="22"/>
+        </w:rPr>
+        <w:t>Given: N₂(g) + O₂(g) → 2NO(g), ΔG° = +173.1 kJ/mol (unfavorable); 2NO(g) + O₂(g) → 2NO₂(g), ΔG° = −69.7 kJ/mol (favorable).</w:t>
       </w:r>
     </w:p>
     <w:p>
@@ -3714,18 +4432,18 @@
       </w:pPr>
       <w:r>
         <w:rPr>
-          <w:rFonts w:ascii="Arial" w:hAnsi="Arial" w:eastAsia="Arial"/>
+          <w:rFonts w:ascii="Arial" w:hAnsi="Arial"/>
           <w:b w:val="0"/>
           <w:sz w:val="22"/>
         </w:rPr>
-        <w:t>(a) Calculate ΔG° for the overall reaction: N2(g) + 2O2(g) → 2NO2(g).</w:t>
+        <w:t>(a) Calculate ΔG° for the overall reaction: N₂(g) + 2O₂(g) → 2NO₂(g).</w:t>
       </w:r>
       <w:r>
         <w:tab/>
       </w:r>
       <w:r>
         <w:rPr>
-          <w:rFonts w:ascii="Arial" w:hAnsi="Arial" w:eastAsia="Arial"/>
+          <w:rFonts w:ascii="Arial" w:hAnsi="Arial"/>
           <w:b w:val="0"/>
           <w:sz w:val="22"/>
         </w:rPr>
@@ -3741,7 +4459,7 @@
       </w:pPr>
       <w:r>
         <w:rPr>
-          <w:rFonts w:ascii="Arial" w:hAnsi="Arial" w:eastAsia="Arial"/>
+          <w:rFonts w:ascii="Arial" w:hAnsi="Arial"/>
           <w:b w:val="0"/>
           <w:sz w:val="22"/>
         </w:rPr>
@@ -3752,7 +4470,7 @@
       </w:r>
       <w:r>
         <w:rPr>
-          <w:rFonts w:ascii="Arial" w:hAnsi="Arial" w:eastAsia="Arial"/>
+          <w:rFonts w:ascii="Arial" w:hAnsi="Arial"/>
           <w:b w:val="0"/>
           <w:sz w:val="22"/>
         </w:rPr>
